--- a/Definición del proyecto.docx
+++ b/Definición del proyecto.docx
@@ -57,7 +57,14 @@
           <w:rFonts w:ascii="Lato" w:hAnsi="Lato"/>
           <w:lang w:val="es-MX"/>
         </w:rPr>
-        <w:t>Un “hub” de investigación que permite las siguientes funciones:</w:t>
+        <w:t xml:space="preserve">Un “hub” de investigación que permite </w:t>
+      </w:r>
+      <w:r>
+        <w:rPr>
+          <w:rFonts w:ascii="Lato" w:hAnsi="Lato"/>
+          <w:lang w:val="es-MX"/>
+        </w:rPr>
+        <w:t>integrar contenido de obsidian, como notas de investigación y grafos, notebooks de jupyter notebooks</w:t>
       </w:r>
     </w:p>
     <w:p>
@@ -174,7 +181,21 @@
           <w:rFonts w:ascii="Lato" w:hAnsi="Lato"/>
           <w:lang w:val="es-MX"/>
         </w:rPr>
-        <w:t>- Sí es posible, integrar un bloque a la derecha de la visualización del notebook para ejecutar código python a partir del API de Jupyter.</w:t>
+        <w:t xml:space="preserve">- </w:t>
+      </w:r>
+      <w:r>
+        <w:rPr>
+          <w:rFonts w:ascii="Lato" w:hAnsi="Lato"/>
+          <w:lang w:val="es-MX"/>
+        </w:rPr>
+        <w:t>I</w:t>
+      </w:r>
+      <w:r>
+        <w:rPr>
+          <w:rFonts w:ascii="Lato" w:hAnsi="Lato"/>
+          <w:lang w:val="es-MX"/>
+        </w:rPr>
+        <w:t>ntegrar un bloque a la derecha de la visualización del notebook para ejecutar código python a partir del API de Jupyter.</w:t>
       </w:r>
     </w:p>
     <w:p>
@@ -193,6 +214,13 @@
           <w:lang w:val="es-MX"/>
         </w:rPr>
         <w:t xml:space="preserve">- </w:t>
+      </w:r>
+      <w:r>
+        <w:rPr>
+          <w:rFonts w:ascii="Lato" w:hAnsi="Lato"/>
+          <w:lang w:val="es-MX"/>
+        </w:rPr>
+        <w:t>Código de python documentado con notas, puede o no ser ejecutable.</w:t>
       </w:r>
     </w:p>
     <w:p>
@@ -363,7 +391,2883 @@
           <w:rFonts w:ascii="Lato" w:hAnsi="Lato"/>
           <w:lang w:val="es-MX"/>
         </w:rPr>
-        <w:t xml:space="preserve">- </w:t>
+        <w:t>-</w:t>
+      </w:r>
+    </w:p>
+    <w:p>
+      <w:pPr>
+        <w:pStyle w:val="Normal"/>
+        <w:bidi w:val="0"/>
+        <w:jc w:val="both"/>
+        <w:rPr>
+          <w:rFonts w:ascii="Lato" w:hAnsi="Lato"/>
+          <w:lang w:val="es-MX"/>
+        </w:rPr>
+      </w:pPr>
+      <w:r>
+        <w:rPr>
+          <w:rFonts w:ascii="Lato" w:hAnsi="Lato"/>
+          <w:lang w:val="es-MX"/>
+        </w:rPr>
+      </w:r>
+    </w:p>
+    <w:p>
+      <w:pPr>
+        <w:pStyle w:val="Normal"/>
+        <w:bidi w:val="0"/>
+        <w:jc w:val="both"/>
+        <w:rPr>
+          <w:rFonts w:ascii="Lato" w:hAnsi="Lato"/>
+          <w:lang w:val="es-MX"/>
+        </w:rPr>
+      </w:pPr>
+      <w:r>
+        <w:rPr>
+          <w:rFonts w:ascii="Lato" w:hAnsi="Lato"/>
+          <w:lang w:val="es-MX"/>
+        </w:rPr>
+      </w:r>
+    </w:p>
+    <w:p>
+      <w:pPr>
+        <w:pStyle w:val="Normal"/>
+        <w:bidi w:val="0"/>
+        <w:jc w:val="both"/>
+        <w:rPr>
+          <w:rFonts w:ascii="Lato" w:hAnsi="Lato"/>
+          <w:b/>
+          <w:bCs/>
+          <w:i/>
+          <w:i/>
+          <w:iCs/>
+          <w:lang w:val="es-MX"/>
+        </w:rPr>
+      </w:pPr>
+      <w:r>
+        <w:rPr>
+          <w:rFonts w:ascii="Lato" w:hAnsi="Lato"/>
+          <w:b/>
+          <w:bCs/>
+          <w:i/>
+          <w:iCs/>
+          <w:lang w:val="es-MX"/>
+        </w:rPr>
+        <w:t>En la pantalla principal:</w:t>
+      </w:r>
+    </w:p>
+    <w:p>
+      <w:pPr>
+        <w:pStyle w:val="Normal"/>
+        <w:bidi w:val="0"/>
+        <w:jc w:val="both"/>
+        <w:rPr>
+          <w:rFonts w:ascii="Lato" w:hAnsi="Lato"/>
+          <w:b/>
+          <w:bCs/>
+          <w:i/>
+          <w:i/>
+          <w:iCs/>
+          <w:lang w:val="es-MX"/>
+        </w:rPr>
+      </w:pPr>
+      <w:r>
+        <w:rPr>
+          <w:rFonts w:ascii="Lato" w:hAnsi="Lato"/>
+          <w:b/>
+          <w:bCs/>
+          <w:i/>
+          <w:iCs/>
+          <w:lang w:val="es-MX"/>
+        </w:rPr>
+        <w:t>¿Qué vas a hacer hoy?</w:t>
+      </w:r>
+    </w:p>
+    <w:p>
+      <w:pPr>
+        <w:pStyle w:val="Normal"/>
+        <w:bidi w:val="0"/>
+        <w:jc w:val="both"/>
+        <w:rPr>
+          <w:rFonts w:ascii="Lato" w:hAnsi="Lato"/>
+          <w:b/>
+          <w:bCs/>
+          <w:i/>
+          <w:i/>
+          <w:iCs/>
+          <w:lang w:val="es-MX"/>
+        </w:rPr>
+      </w:pPr>
+      <w:r>
+        <w:rPr>
+          <w:rFonts w:ascii="Lato" w:hAnsi="Lato"/>
+          <w:b/>
+          <w:bCs/>
+          <w:i/>
+          <w:iCs/>
+          <w:lang w:val="es-MX"/>
+        </w:rPr>
+        <w:t xml:space="preserve">Menús de plantillas con opciones de: 1. Artículo 2. Tesis 3. Tesina 4. Ensayo 5. Personalizado </w:t>
+      </w:r>
+    </w:p>
+    <w:p>
+      <w:pPr>
+        <w:pStyle w:val="Normal"/>
+        <w:bidi w:val="0"/>
+        <w:jc w:val="both"/>
+        <w:rPr>
+          <w:rFonts w:ascii="Lato" w:hAnsi="Lato"/>
+          <w:b/>
+          <w:bCs/>
+          <w:i/>
+          <w:i/>
+          <w:iCs/>
+          <w:lang w:val="es-MX"/>
+        </w:rPr>
+      </w:pPr>
+      <w:r>
+        <w:rPr>
+          <w:rFonts w:ascii="Lato" w:hAnsi="Lato"/>
+          <w:b/>
+          <w:bCs/>
+          <w:i/>
+          <w:iCs/>
+          <w:lang w:val="es-MX"/>
+        </w:rPr>
+        <w:t xml:space="preserve">Las opciones deben llevar a una colección de plantillas seleccionadas de distintos repositorios de la web: por ejemplo, al dar clic en Artículo, mostrará distintas opciones de cómo se debe redactar un artículo según revista 1, revista 2 y revista 3.  Mostrará los formatos y lineamientos de redacción, así como la tipografía que se debe utilizar. </w:t>
+      </w:r>
+    </w:p>
+    <w:p>
+      <w:pPr>
+        <w:pStyle w:val="Normal"/>
+        <w:bidi w:val="0"/>
+        <w:jc w:val="both"/>
+        <w:rPr>
+          <w:rFonts w:ascii="Lato" w:hAnsi="Lato"/>
+          <w:b/>
+          <w:bCs/>
+          <w:i/>
+          <w:i/>
+          <w:iCs/>
+          <w:lang w:val="es-MX"/>
+        </w:rPr>
+      </w:pPr>
+      <w:r>
+        <w:rPr>
+          <w:rFonts w:ascii="Lato" w:hAnsi="Lato"/>
+          <w:b/>
+          <w:bCs/>
+          <w:i/>
+          <w:iCs/>
+          <w:lang w:val="es-MX"/>
+        </w:rPr>
+      </w:r>
+    </w:p>
+    <w:p>
+      <w:pPr>
+        <w:pStyle w:val="Normal"/>
+        <w:bidi w:val="0"/>
+        <w:jc w:val="both"/>
+        <w:rPr>
+          <w:rFonts w:ascii="Lato" w:hAnsi="Lato"/>
+          <w:b/>
+          <w:bCs/>
+          <w:i/>
+          <w:i/>
+          <w:iCs/>
+          <w:lang w:val="es-MX"/>
+        </w:rPr>
+      </w:pPr>
+      <w:r>
+        <w:rPr>
+          <w:rFonts w:ascii="Lato" w:hAnsi="Lato"/>
+          <w:b/>
+          <w:bCs/>
+          <w:i/>
+          <w:iCs/>
+          <w:lang w:val="es-MX"/>
+        </w:rPr>
+      </w:r>
+    </w:p>
+    <w:p>
+      <w:pPr>
+        <w:pStyle w:val="Normal"/>
+        <w:bidi w:val="0"/>
+        <w:jc w:val="both"/>
+        <w:rPr>
+          <w:rFonts w:ascii="Lato" w:hAnsi="Lato"/>
+          <w:b/>
+          <w:bCs/>
+          <w:i/>
+          <w:i/>
+          <w:iCs/>
+          <w:lang w:val="es-MX"/>
+        </w:rPr>
+      </w:pPr>
+      <w:r>
+        <w:rPr>
+          <w:rFonts w:ascii="Lato" w:hAnsi="Lato"/>
+          <w:b/>
+          <w:bCs/>
+          <w:i/>
+          <w:iCs/>
+          <w:lang w:val="es-MX"/>
+        </w:rPr>
+      </w:r>
+    </w:p>
+    <w:p>
+      <w:pPr>
+        <w:pStyle w:val="Normal"/>
+        <w:bidi w:val="0"/>
+        <w:jc w:val="both"/>
+        <w:rPr>
+          <w:rFonts w:ascii="Lato" w:hAnsi="Lato"/>
+          <w:b/>
+          <w:bCs/>
+          <w:i/>
+          <w:i/>
+          <w:iCs/>
+          <w:lang w:val="es-MX"/>
+        </w:rPr>
+      </w:pPr>
+      <w:r>
+        <w:rPr>
+          <w:rFonts w:ascii="Lato" w:hAnsi="Lato"/>
+          <w:b/>
+          <w:bCs/>
+          <w:i/>
+          <w:iCs/>
+          <w:lang w:val="es-MX"/>
+        </w:rPr>
+      </w:r>
+    </w:p>
+    <w:p>
+      <w:pPr>
+        <w:pStyle w:val="Normal"/>
+        <w:bidi w:val="0"/>
+        <w:jc w:val="both"/>
+        <w:rPr>
+          <w:rFonts w:ascii="Lato" w:hAnsi="Lato"/>
+          <w:b/>
+          <w:bCs/>
+          <w:i/>
+          <w:i/>
+          <w:iCs/>
+          <w:lang w:val="es-MX"/>
+        </w:rPr>
+      </w:pPr>
+      <w:r>
+        <w:rPr>
+          <w:rFonts w:ascii="Lato" w:hAnsi="Lato"/>
+          <w:b/>
+          <w:bCs/>
+          <w:i/>
+          <w:iCs/>
+          <w:lang w:val="es-MX"/>
+        </w:rPr>
+      </w:r>
+    </w:p>
+    <w:p>
+      <w:pPr>
+        <w:pStyle w:val="Normal"/>
+        <w:bidi w:val="0"/>
+        <w:jc w:val="both"/>
+        <w:rPr>
+          <w:rFonts w:ascii="Lato" w:hAnsi="Lato"/>
+          <w:b/>
+          <w:bCs/>
+          <w:i/>
+          <w:i/>
+          <w:iCs/>
+          <w:lang w:val="es-MX"/>
+        </w:rPr>
+      </w:pPr>
+      <w:r>
+        <w:rPr>
+          <w:rFonts w:ascii="Lato" w:hAnsi="Lato"/>
+          <w:b/>
+          <w:bCs/>
+          <w:i/>
+          <w:iCs/>
+          <w:lang w:val="es-MX"/>
+        </w:rPr>
+      </w:r>
+    </w:p>
+    <w:p>
+      <w:pPr>
+        <w:pStyle w:val="Normal"/>
+        <w:bidi w:val="0"/>
+        <w:jc w:val="both"/>
+        <w:rPr>
+          <w:rFonts w:ascii="Lato" w:hAnsi="Lato"/>
+          <w:b/>
+          <w:bCs/>
+          <w:i/>
+          <w:i/>
+          <w:iCs/>
+          <w:lang w:val="es-MX"/>
+        </w:rPr>
+      </w:pPr>
+      <w:r>
+        <w:rPr>
+          <w:rFonts w:ascii="Lato" w:hAnsi="Lato"/>
+          <w:b/>
+          <w:bCs/>
+          <w:i/>
+          <w:iCs/>
+          <w:lang w:val="es-MX"/>
+        </w:rPr>
+      </w:r>
+    </w:p>
+    <w:p>
+      <w:pPr>
+        <w:pStyle w:val="Normal"/>
+        <w:bidi w:val="0"/>
+        <w:jc w:val="both"/>
+        <w:rPr>
+          <w:rFonts w:ascii="Lato" w:hAnsi="Lato"/>
+          <w:b/>
+          <w:bCs/>
+          <w:i/>
+          <w:i/>
+          <w:iCs/>
+          <w:lang w:val="es-MX"/>
+        </w:rPr>
+      </w:pPr>
+      <w:r>
+        <w:rPr>
+          <w:rFonts w:ascii="Lato" w:hAnsi="Lato"/>
+          <w:b/>
+          <w:bCs/>
+          <w:i/>
+          <w:iCs/>
+          <w:lang w:val="es-MX"/>
+        </w:rPr>
+      </w:r>
+    </w:p>
+    <w:p>
+      <w:pPr>
+        <w:pStyle w:val="Normal"/>
+        <w:bidi w:val="0"/>
+        <w:jc w:val="both"/>
+        <w:rPr>
+          <w:rFonts w:ascii="Lato" w:hAnsi="Lato"/>
+          <w:b/>
+          <w:bCs/>
+          <w:i/>
+          <w:i/>
+          <w:iCs/>
+          <w:lang w:val="es-MX"/>
+        </w:rPr>
+      </w:pPr>
+      <w:r>
+        <w:rPr>
+          <w:rFonts w:ascii="Lato" w:hAnsi="Lato"/>
+          <w:b/>
+          <w:bCs/>
+          <w:i/>
+          <w:iCs/>
+          <w:lang w:val="es-MX"/>
+        </w:rPr>
+      </w:r>
+    </w:p>
+    <w:p>
+      <w:pPr>
+        <w:pStyle w:val="Normal"/>
+        <w:bidi w:val="0"/>
+        <w:jc w:val="both"/>
+        <w:rPr>
+          <w:rFonts w:ascii="Lato" w:hAnsi="Lato"/>
+          <w:b/>
+          <w:bCs/>
+          <w:i/>
+          <w:i/>
+          <w:iCs/>
+          <w:lang w:val="es-MX"/>
+        </w:rPr>
+      </w:pPr>
+      <w:r>
+        <w:rPr>
+          <w:rFonts w:ascii="Lato" w:hAnsi="Lato"/>
+          <w:b/>
+          <w:bCs/>
+          <w:i/>
+          <w:iCs/>
+          <w:lang w:val="es-MX"/>
+        </w:rPr>
+      </w:r>
+    </w:p>
+    <w:p>
+      <w:pPr>
+        <w:pStyle w:val="Heading1"/>
+        <w:bidi w:val="0"/>
+        <w:jc w:val="both"/>
+        <w:rPr>
+          <w:rFonts w:ascii="Lato" w:hAnsi="Lato"/>
+          <w:b w:val="false"/>
+          <w:bCs w:val="false"/>
+          <w:i w:val="false"/>
+          <w:i w:val="false"/>
+          <w:iCs w:val="false"/>
+          <w:lang w:val="es-MX"/>
+        </w:rPr>
+      </w:pPr>
+      <w:r>
+        <w:rPr>
+          <w:rFonts w:ascii="Lato" w:hAnsi="Lato"/>
+          <w:b w:val="false"/>
+          <w:bCs w:val="false"/>
+          <w:i w:val="false"/>
+          <w:iCs w:val="false"/>
+          <w:lang w:val="es-MX"/>
+        </w:rPr>
+        <w:t>Product Requirement Document: Proyecto Anticit</w:t>
+      </w:r>
+      <w:r>
+        <w:rPr>
+          <w:rFonts w:ascii="Lato" w:hAnsi="Lato"/>
+          <w:b w:val="false"/>
+          <w:bCs w:val="false"/>
+          <w:i w:val="false"/>
+          <w:iCs w:val="false"/>
+          <w:lang w:val="es-MX"/>
+        </w:rPr>
+        <w:t>h</w:t>
+      </w:r>
+      <w:r>
+        <w:rPr>
+          <w:rFonts w:ascii="Lato" w:hAnsi="Lato"/>
+          <w:b w:val="false"/>
+          <w:bCs w:val="false"/>
+          <w:i w:val="false"/>
+          <w:iCs w:val="false"/>
+          <w:lang w:val="es-MX"/>
+        </w:rPr>
+        <w:t>era</w:t>
+      </w:r>
+    </w:p>
+    <w:p>
+      <w:pPr>
+        <w:pStyle w:val="Heading2"/>
+        <w:bidi w:val="0"/>
+        <w:jc w:val="both"/>
+        <w:rPr>
+          <w:rFonts w:ascii="Lato" w:hAnsi="Lato"/>
+          <w:b w:val="false"/>
+          <w:bCs w:val="false"/>
+          <w:lang w:val="es-MX"/>
+        </w:rPr>
+      </w:pPr>
+      <w:r>
+        <w:rPr>
+          <w:rFonts w:ascii="Lato" w:hAnsi="Lato"/>
+          <w:b w:val="false"/>
+          <w:bCs w:val="false"/>
+          <w:lang w:val="es-MX"/>
+        </w:rPr>
+        <w:t>Hub de Inteligencia Científica</w:t>
+      </w:r>
+    </w:p>
+    <w:tbl>
+      <w:tblPr>
+        <w:tblW w:w="3152" w:type="dxa"/>
+        <w:jc w:val="start"/>
+        <w:tblInd w:w="0" w:type="dxa"/>
+        <w:tblLayout w:type="fixed"/>
+        <w:tblCellMar>
+          <w:top w:w="28" w:type="dxa"/>
+          <w:start w:w="28" w:type="dxa"/>
+          <w:bottom w:w="28" w:type="dxa"/>
+          <w:end w:w="28" w:type="dxa"/>
+        </w:tblCellMar>
+      </w:tblPr>
+      <w:tblGrid>
+        <w:gridCol w:w="925"/>
+        <w:gridCol w:w="2227"/>
+      </w:tblGrid>
+      <w:tr>
+        <w:trPr/>
+        <w:tc>
+          <w:tcPr>
+            <w:tcW w:w="925" w:type="dxa"/>
+            <w:tcBorders/>
+            <w:vAlign w:val="center"/>
+          </w:tcPr>
+          <w:p>
+            <w:pPr>
+              <w:pStyle w:val="TableHeading"/>
+              <w:bidi w:val="0"/>
+              <w:spacing w:before="0" w:after="283"/>
+              <w:jc w:val="both"/>
+              <w:rPr>
+                <w:rFonts w:ascii="Lato" w:hAnsi="Lato"/>
+                <w:b w:val="false"/>
+                <w:bCs w:val="false"/>
+                <w:lang w:val="es-MX"/>
+              </w:rPr>
+            </w:pPr>
+            <w:r>
+              <w:rPr>
+                <w:rStyle w:val="Strong"/>
+                <w:rFonts w:ascii="Lato" w:hAnsi="Lato"/>
+                <w:b/>
+                <w:bCs/>
+                <w:lang w:val="es-MX"/>
+              </w:rPr>
+              <w:t>Versión</w:t>
+            </w:r>
+          </w:p>
+        </w:tc>
+        <w:tc>
+          <w:tcPr>
+            <w:tcW w:w="2227" w:type="dxa"/>
+            <w:tcBorders/>
+            <w:vAlign w:val="center"/>
+          </w:tcPr>
+          <w:p>
+            <w:pPr>
+              <w:pStyle w:val="TableHeading"/>
+              <w:bidi w:val="0"/>
+              <w:spacing w:before="0" w:after="283"/>
+              <w:jc w:val="both"/>
+              <w:rPr>
+                <w:rFonts w:ascii="Lato" w:hAnsi="Lato"/>
+                <w:b w:val="false"/>
+                <w:bCs w:val="false"/>
+                <w:lang w:val="es-MX"/>
+              </w:rPr>
+            </w:pPr>
+            <w:r>
+              <w:rPr>
+                <w:rFonts w:ascii="Lato" w:hAnsi="Lato"/>
+                <w:b w:val="false"/>
+                <w:bCs w:val="false"/>
+                <w:lang w:val="es-MX"/>
+              </w:rPr>
+              <w:t>1.0</w:t>
+            </w:r>
+          </w:p>
+        </w:tc>
+      </w:tr>
+      <w:tr>
+        <w:trPr/>
+        <w:tc>
+          <w:tcPr>
+            <w:tcW w:w="925" w:type="dxa"/>
+            <w:tcBorders/>
+            <w:vAlign w:val="center"/>
+          </w:tcPr>
+          <w:p>
+            <w:pPr>
+              <w:pStyle w:val="TableContents"/>
+              <w:bidi w:val="0"/>
+              <w:spacing w:before="0" w:after="283"/>
+              <w:jc w:val="both"/>
+              <w:rPr>
+                <w:rFonts w:ascii="Lato" w:hAnsi="Lato"/>
+                <w:lang w:val="es-MX"/>
+              </w:rPr>
+            </w:pPr>
+            <w:r>
+              <w:rPr>
+                <w:rStyle w:val="Strong"/>
+                <w:rFonts w:ascii="Lato" w:hAnsi="Lato"/>
+                <w:lang w:val="es-MX"/>
+              </w:rPr>
+              <w:t>Fecha</w:t>
+            </w:r>
+          </w:p>
+        </w:tc>
+        <w:tc>
+          <w:tcPr>
+            <w:tcW w:w="2227" w:type="dxa"/>
+            <w:tcBorders/>
+            <w:vAlign w:val="center"/>
+          </w:tcPr>
+          <w:p>
+            <w:pPr>
+              <w:pStyle w:val="TableContents"/>
+              <w:bidi w:val="0"/>
+              <w:spacing w:before="0" w:after="283"/>
+              <w:jc w:val="both"/>
+              <w:rPr>
+                <w:rFonts w:ascii="Lato" w:hAnsi="Lato"/>
+                <w:lang w:val="es-MX"/>
+              </w:rPr>
+            </w:pPr>
+            <w:r>
+              <w:rPr>
+                <w:rFonts w:ascii="Lato" w:hAnsi="Lato"/>
+                <w:lang w:val="es-MX"/>
+              </w:rPr>
+              <w:t>F</w:t>
+            </w:r>
+            <w:r>
+              <w:rPr>
+                <w:rFonts w:ascii="Lato" w:hAnsi="Lato"/>
+                <w:lang w:val="es-MX"/>
+              </w:rPr>
+              <w:t>e</w:t>
+            </w:r>
+            <w:r>
+              <w:rPr>
+                <w:rFonts w:ascii="Lato" w:hAnsi="Lato"/>
+                <w:lang w:val="es-MX"/>
+              </w:rPr>
+              <w:t>brero</w:t>
+            </w:r>
+            <w:r>
+              <w:rPr>
+                <w:rFonts w:ascii="Lato" w:hAnsi="Lato"/>
+                <w:lang w:val="es-MX"/>
+              </w:rPr>
+              <w:t xml:space="preserve"> 202</w:t>
+            </w:r>
+            <w:r>
+              <w:rPr>
+                <w:rFonts w:ascii="Lato" w:hAnsi="Lato"/>
+                <w:lang w:val="es-MX"/>
+              </w:rPr>
+              <w:t>6</w:t>
+            </w:r>
+          </w:p>
+        </w:tc>
+      </w:tr>
+      <w:tr>
+        <w:trPr/>
+        <w:tc>
+          <w:tcPr>
+            <w:tcW w:w="925" w:type="dxa"/>
+            <w:tcBorders/>
+            <w:vAlign w:val="center"/>
+          </w:tcPr>
+          <w:p>
+            <w:pPr>
+              <w:pStyle w:val="TableContents"/>
+              <w:bidi w:val="0"/>
+              <w:spacing w:before="0" w:after="283"/>
+              <w:jc w:val="both"/>
+              <w:rPr>
+                <w:rFonts w:ascii="Lato" w:hAnsi="Lato"/>
+                <w:lang w:val="es-MX"/>
+              </w:rPr>
+            </w:pPr>
+            <w:r>
+              <w:rPr>
+                <w:rStyle w:val="Strong"/>
+                <w:rFonts w:ascii="Lato" w:hAnsi="Lato"/>
+                <w:lang w:val="es-MX"/>
+              </w:rPr>
+              <w:t>Autor</w:t>
+            </w:r>
+          </w:p>
+        </w:tc>
+        <w:tc>
+          <w:tcPr>
+            <w:tcW w:w="2227" w:type="dxa"/>
+            <w:tcBorders/>
+            <w:vAlign w:val="center"/>
+          </w:tcPr>
+          <w:p>
+            <w:pPr>
+              <w:pStyle w:val="TableContents"/>
+              <w:bidi w:val="0"/>
+              <w:spacing w:before="0" w:after="283"/>
+              <w:jc w:val="both"/>
+              <w:rPr>
+                <w:rFonts w:ascii="Lato" w:hAnsi="Lato"/>
+                <w:lang w:val="es-MX"/>
+              </w:rPr>
+            </w:pPr>
+            <w:r>
+              <w:rPr>
+                <w:rFonts w:ascii="Lato" w:hAnsi="Lato"/>
+                <w:lang w:val="es-MX"/>
+              </w:rPr>
+              <w:t>Equipo de Producto</w:t>
+            </w:r>
+          </w:p>
+        </w:tc>
+      </w:tr>
+      <w:tr>
+        <w:trPr/>
+        <w:tc>
+          <w:tcPr>
+            <w:tcW w:w="925" w:type="dxa"/>
+            <w:tcBorders/>
+            <w:vAlign w:val="center"/>
+          </w:tcPr>
+          <w:p>
+            <w:pPr>
+              <w:pStyle w:val="TableContents"/>
+              <w:bidi w:val="0"/>
+              <w:spacing w:before="0" w:after="283"/>
+              <w:jc w:val="both"/>
+              <w:rPr>
+                <w:rFonts w:ascii="Lato" w:hAnsi="Lato"/>
+                <w:lang w:val="es-MX"/>
+              </w:rPr>
+            </w:pPr>
+            <w:r>
+              <w:rPr>
+                <w:rStyle w:val="Strong"/>
+                <w:rFonts w:ascii="Lato" w:hAnsi="Lato"/>
+                <w:lang w:val="es-MX"/>
+              </w:rPr>
+              <w:t>Estado</w:t>
+            </w:r>
+          </w:p>
+        </w:tc>
+        <w:tc>
+          <w:tcPr>
+            <w:tcW w:w="2227" w:type="dxa"/>
+            <w:tcBorders/>
+            <w:vAlign w:val="center"/>
+          </w:tcPr>
+          <w:p>
+            <w:pPr>
+              <w:pStyle w:val="TableContents"/>
+              <w:bidi w:val="0"/>
+              <w:spacing w:before="0" w:after="283"/>
+              <w:jc w:val="both"/>
+              <w:rPr>
+                <w:rFonts w:ascii="Lato" w:hAnsi="Lato"/>
+                <w:lang w:val="es-MX"/>
+              </w:rPr>
+            </w:pPr>
+            <w:r>
+              <w:rPr>
+                <w:rFonts w:ascii="Lato" w:hAnsi="Lato"/>
+                <w:lang w:val="es-MX"/>
+              </w:rPr>
+              <w:t>Borrador inicial</w:t>
+            </w:r>
+          </w:p>
+        </w:tc>
+      </w:tr>
+    </w:tbl>
+    <w:p>
+      <w:pPr>
+        <w:pStyle w:val="Heading2"/>
+        <w:bidi w:val="0"/>
+        <w:jc w:val="both"/>
+        <w:rPr>
+          <w:rFonts w:ascii="Lato" w:hAnsi="Lato"/>
+          <w:b w:val="false"/>
+          <w:bCs w:val="false"/>
+          <w:lang w:val="es-MX"/>
+        </w:rPr>
+      </w:pPr>
+      <w:r>
+        <w:rPr>
+          <w:rFonts w:ascii="Lato" w:hAnsi="Lato"/>
+          <w:b w:val="false"/>
+          <w:bCs w:val="false"/>
+          <w:lang w:val="es-MX"/>
+        </w:rPr>
+        <w:t>1. Visión General y Concepto Central</w:t>
+      </w:r>
+    </w:p>
+    <w:p>
+      <w:pPr>
+        <w:pStyle w:val="BodyText"/>
+        <w:bidi w:val="0"/>
+        <w:jc w:val="both"/>
+        <w:rPr>
+          <w:rFonts w:ascii="Lato" w:hAnsi="Lato"/>
+          <w:lang w:val="es-MX"/>
+        </w:rPr>
+      </w:pPr>
+      <w:r>
+        <w:rPr>
+          <w:rStyle w:val="Strong"/>
+          <w:rFonts w:ascii="Lato" w:hAnsi="Lato"/>
+          <w:lang w:val="es-MX"/>
+        </w:rPr>
+        <w:t>Anticit</w:t>
+      </w:r>
+      <w:r>
+        <w:rPr>
+          <w:rStyle w:val="Strong"/>
+          <w:rFonts w:ascii="Lato" w:hAnsi="Lato"/>
+          <w:lang w:val="es-MX"/>
+        </w:rPr>
+        <w:t>h</w:t>
+      </w:r>
+      <w:r>
+        <w:rPr>
+          <w:rStyle w:val="Strong"/>
+          <w:rFonts w:ascii="Lato" w:hAnsi="Lato"/>
+          <w:lang w:val="es-MX"/>
+        </w:rPr>
+        <w:t>era</w:t>
+      </w:r>
+      <w:r>
+        <w:rPr>
+          <w:rFonts w:ascii="Lato" w:hAnsi="Lato"/>
+          <w:lang w:val="es-MX"/>
+        </w:rPr>
+        <w:t xml:space="preserve"> es un ecosistema unificado diseñado para cerrar la brecha entre la gestión de datos, la administración del conocimiento y la producción académica. Su objetivo es proporcionar un espacio de trabajo integrado donde investigadores puedan:</w:t>
+      </w:r>
+    </w:p>
+    <w:p>
+      <w:pPr>
+        <w:pStyle w:val="BodyText"/>
+        <w:numPr>
+          <w:ilvl w:val="0"/>
+          <w:numId w:val="1"/>
+        </w:numPr>
+        <w:tabs>
+          <w:tab w:val="clear" w:pos="709"/>
+          <w:tab w:val="left" w:pos="709" w:leader="none"/>
+        </w:tabs>
+        <w:bidi w:val="0"/>
+        <w:ind w:hanging="283" w:start="709"/>
+        <w:jc w:val="both"/>
+        <w:rPr>
+          <w:rFonts w:ascii="Lato" w:hAnsi="Lato"/>
+          <w:lang w:val="es-MX"/>
+        </w:rPr>
+      </w:pPr>
+      <w:r>
+        <w:rPr>
+          <w:rStyle w:val="Strong"/>
+          <w:rFonts w:ascii="Lato" w:hAnsi="Lato"/>
+          <w:lang w:val="es-MX"/>
+        </w:rPr>
+        <w:t>Gestionar recursos</w:t>
+      </w:r>
+      <w:r>
+        <w:rPr>
+          <w:rFonts w:ascii="Lato" w:hAnsi="Lato"/>
+          <w:lang w:val="es-MX"/>
+        </w:rPr>
+        <w:t xml:space="preserve"> (artículos PDF, notas, conjuntos de datos) con interoperabilidad.</w:t>
+      </w:r>
+    </w:p>
+    <w:p>
+      <w:pPr>
+        <w:pStyle w:val="BodyText"/>
+        <w:numPr>
+          <w:ilvl w:val="0"/>
+          <w:numId w:val="1"/>
+        </w:numPr>
+        <w:tabs>
+          <w:tab w:val="clear" w:pos="709"/>
+          <w:tab w:val="left" w:pos="709" w:leader="none"/>
+        </w:tabs>
+        <w:bidi w:val="0"/>
+        <w:ind w:hanging="283" w:start="709"/>
+        <w:jc w:val="both"/>
+        <w:rPr>
+          <w:rFonts w:ascii="Lato" w:hAnsi="Lato"/>
+          <w:lang w:val="es-MX"/>
+        </w:rPr>
+      </w:pPr>
+      <w:r>
+        <w:rPr>
+          <w:rStyle w:val="Strong"/>
+          <w:rFonts w:ascii="Lato" w:hAnsi="Lato"/>
+          <w:lang w:val="es-MX"/>
+        </w:rPr>
+        <w:t>Ejecutar y documentar análisis</w:t>
+      </w:r>
+      <w:r>
+        <w:rPr>
+          <w:rFonts w:ascii="Lato" w:hAnsi="Lato"/>
+          <w:lang w:val="es-MX"/>
+        </w:rPr>
+        <w:t xml:space="preserve"> directamente en notebooks científicos </w:t>
+      </w:r>
+      <w:r>
+        <w:rPr>
+          <w:rFonts w:ascii="Lato" w:hAnsi="Lato"/>
+          <w:lang w:val="es-MX"/>
+        </w:rPr>
+        <w:t>(Desde Jupyter u Obsidian)</w:t>
+      </w:r>
+      <w:r>
+        <w:rPr>
+          <w:rFonts w:ascii="Lato" w:hAnsi="Lato"/>
+          <w:lang w:val="es-MX"/>
+        </w:rPr>
+        <w:t>.</w:t>
+      </w:r>
+    </w:p>
+    <w:p>
+      <w:pPr>
+        <w:pStyle w:val="BodyText"/>
+        <w:numPr>
+          <w:ilvl w:val="0"/>
+          <w:numId w:val="1"/>
+        </w:numPr>
+        <w:tabs>
+          <w:tab w:val="clear" w:pos="709"/>
+          <w:tab w:val="left" w:pos="709" w:leader="none"/>
+        </w:tabs>
+        <w:bidi w:val="0"/>
+        <w:ind w:hanging="283" w:start="709"/>
+        <w:jc w:val="both"/>
+        <w:rPr>
+          <w:rFonts w:ascii="Lato" w:hAnsi="Lato"/>
+          <w:lang w:val="es-MX"/>
+        </w:rPr>
+      </w:pPr>
+      <w:r>
+        <w:rPr>
+          <w:rStyle w:val="Strong"/>
+          <w:rFonts w:ascii="Lato" w:hAnsi="Lato"/>
+          <w:lang w:val="es-MX"/>
+        </w:rPr>
+        <w:t>Transformar el caos investigativo</w:t>
+      </w:r>
+      <w:r>
+        <w:rPr>
+          <w:rFonts w:ascii="Lato" w:hAnsi="Lato"/>
+          <w:lang w:val="es-MX"/>
+        </w:rPr>
+        <w:t xml:space="preserve"> en publicaciones formales mediante flujos de trabajo colaborativos y plantillas inteligentes.</w:t>
+      </w:r>
+    </w:p>
+    <w:p>
+      <w:pPr>
+        <w:pStyle w:val="BodyText"/>
+        <w:bidi w:val="0"/>
+        <w:jc w:val="both"/>
+        <w:rPr>
+          <w:rFonts w:ascii="Lato" w:hAnsi="Lato"/>
+          <w:lang w:val="es-MX"/>
+        </w:rPr>
+      </w:pPr>
+      <w:r>
+        <w:rPr>
+          <w:rFonts w:ascii="Lato" w:hAnsi="Lato"/>
+          <w:lang w:val="es-MX"/>
+        </w:rPr>
+        <w:t>El nombre evoca el mecanismo de Anticitera, un antiguo artefacto que integraba múltiples funciones astronómicas; de manera análoga, este hub integra herramientas como Obsidian, Jupyter y sistemas de control de versiones en una sola interfaz web.</w:t>
+      </w:r>
+    </w:p>
+    <w:p>
+      <w:pPr>
+        <w:pStyle w:val="Heading2"/>
+        <w:bidi w:val="0"/>
+        <w:jc w:val="both"/>
+        <w:rPr>
+          <w:rFonts w:ascii="Lato" w:hAnsi="Lato"/>
+          <w:b w:val="false"/>
+          <w:bCs w:val="false"/>
+          <w:lang w:val="es-MX"/>
+        </w:rPr>
+      </w:pPr>
+      <w:r>
+        <w:rPr>
+          <w:rFonts w:ascii="Lato" w:hAnsi="Lato"/>
+          <w:b w:val="false"/>
+          <w:bCs w:val="false"/>
+          <w:lang w:val="es-MX"/>
+        </w:rPr>
+        <w:t>2. Módulos Funcionales</w:t>
+      </w:r>
+    </w:p>
+    <w:p>
+      <w:pPr>
+        <w:pStyle w:val="Heading3"/>
+        <w:bidi w:val="0"/>
+        <w:jc w:val="both"/>
+        <w:rPr>
+          <w:rFonts w:ascii="Lato" w:hAnsi="Lato"/>
+          <w:b w:val="false"/>
+          <w:bCs w:val="false"/>
+          <w:lang w:val="es-MX"/>
+        </w:rPr>
+      </w:pPr>
+      <w:r>
+        <w:rPr>
+          <w:rFonts w:ascii="Lato" w:hAnsi="Lato"/>
+          <w:b w:val="false"/>
+          <w:bCs w:val="false"/>
+          <w:lang w:val="es-MX"/>
+        </w:rPr>
+        <w:t xml:space="preserve">2.1 Módulo de Ingesta y Gestión de Recursos – </w:t>
+      </w:r>
+      <w:r>
+        <w:rPr>
+          <w:rStyle w:val="Emphasis"/>
+          <w:rFonts w:ascii="Lato" w:hAnsi="Lato"/>
+          <w:b w:val="false"/>
+          <w:bCs w:val="false"/>
+          <w:lang w:val="es-MX"/>
+        </w:rPr>
+        <w:t>La Librería</w:t>
+      </w:r>
+    </w:p>
+    <w:p>
+      <w:pPr>
+        <w:pStyle w:val="BodyText"/>
+        <w:bidi w:val="0"/>
+        <w:jc w:val="both"/>
+        <w:rPr>
+          <w:rFonts w:ascii="Lato" w:hAnsi="Lato"/>
+          <w:lang w:val="es-MX"/>
+        </w:rPr>
+      </w:pPr>
+      <w:r>
+        <w:rPr>
+          <w:rFonts w:ascii="Lato" w:hAnsi="Lato"/>
+          <w:lang w:val="es-MX"/>
+        </w:rPr>
+        <w:t>Este módulo actúa como el repositorio central de todo el contenido científico del usuario. La interoperabilidad es su principio.</w:t>
+      </w:r>
+    </w:p>
+    <w:p>
+      <w:pPr>
+        <w:pStyle w:val="Heading4"/>
+        <w:bidi w:val="0"/>
+        <w:jc w:val="both"/>
+        <w:rPr>
+          <w:rFonts w:ascii="Lato" w:hAnsi="Lato"/>
+          <w:b w:val="false"/>
+          <w:bCs w:val="false"/>
+          <w:lang w:val="es-MX"/>
+        </w:rPr>
+      </w:pPr>
+      <w:r>
+        <w:rPr>
+          <w:rStyle w:val="Strong"/>
+          <w:rFonts w:ascii="Lato" w:hAnsi="Lato"/>
+          <w:b/>
+          <w:bCs/>
+          <w:lang w:val="es-MX"/>
+        </w:rPr>
+        <w:t>Gestor de PDFs con Capacidades Avanzadas</w:t>
+      </w:r>
+    </w:p>
+    <w:p>
+      <w:pPr>
+        <w:pStyle w:val="BodyText"/>
+        <w:numPr>
+          <w:ilvl w:val="0"/>
+          <w:numId w:val="2"/>
+        </w:numPr>
+        <w:tabs>
+          <w:tab w:val="clear" w:pos="709"/>
+          <w:tab w:val="left" w:pos="709" w:leader="none"/>
+        </w:tabs>
+        <w:bidi w:val="0"/>
+        <w:ind w:hanging="283" w:start="709"/>
+        <w:jc w:val="both"/>
+        <w:rPr>
+          <w:rFonts w:ascii="Lato" w:hAnsi="Lato"/>
+          <w:lang w:val="es-MX"/>
+        </w:rPr>
+      </w:pPr>
+      <w:r>
+        <w:rPr>
+          <w:rStyle w:val="Strong"/>
+          <w:rFonts w:ascii="Lato" w:hAnsi="Lato"/>
+          <w:lang w:val="es-MX"/>
+        </w:rPr>
+        <w:t>Almacenamiento local persistente</w:t>
+      </w:r>
+      <w:r>
+        <w:rPr>
+          <w:rFonts w:ascii="Lato" w:hAnsi="Lato"/>
+          <w:lang w:val="es-MX"/>
+        </w:rPr>
+        <w:t xml:space="preserve">: Los PDFs se guardan en el navegador mediante </w:t>
+      </w:r>
+      <w:r>
+        <w:rPr>
+          <w:rStyle w:val="Strong"/>
+          <w:rFonts w:ascii="Lato" w:hAnsi="Lato"/>
+          <w:lang w:val="es-MX"/>
+        </w:rPr>
+        <w:t>IndexedDB</w:t>
+      </w:r>
+      <w:r>
+        <w:rPr>
+          <w:rFonts w:ascii="Lato" w:hAnsi="Lato"/>
+          <w:lang w:val="es-MX"/>
+        </w:rPr>
+        <w:t>, permitiendo acceso sin conexión y evitando la dependencia de servidores externos.</w:t>
+      </w:r>
+    </w:p>
+    <w:p>
+      <w:pPr>
+        <w:pStyle w:val="BodyText"/>
+        <w:numPr>
+          <w:ilvl w:val="0"/>
+          <w:numId w:val="2"/>
+        </w:numPr>
+        <w:tabs>
+          <w:tab w:val="clear" w:pos="709"/>
+          <w:tab w:val="left" w:pos="709" w:leader="none"/>
+        </w:tabs>
+        <w:bidi w:val="0"/>
+        <w:ind w:hanging="283" w:start="709"/>
+        <w:jc w:val="both"/>
+        <w:rPr>
+          <w:rFonts w:ascii="Lato" w:hAnsi="Lato"/>
+          <w:lang w:val="es-MX"/>
+        </w:rPr>
+      </w:pPr>
+      <w:r>
+        <w:rPr>
+          <w:rStyle w:val="Strong"/>
+          <w:rFonts w:ascii="Lato" w:hAnsi="Lato"/>
+          <w:lang w:val="es-MX"/>
+        </w:rPr>
+        <w:t>Extracción inteligente de metadatos</w:t>
+      </w:r>
+      <w:r>
+        <w:rPr>
+          <w:rFonts w:ascii="Lato" w:hAnsi="Lato"/>
+          <w:lang w:val="es-MX"/>
+        </w:rPr>
+        <w:t>: El sistema consulta APIs académicas (Crossref, Semantic Scholar, OpenAlex) para recuperar automáticamente metadatos y generar citas en múltiples formatos (APA, MLA, Chicago, BibTeX, etc.).</w:t>
+      </w:r>
+    </w:p>
+    <w:p>
+      <w:pPr>
+        <w:pStyle w:val="BodyText"/>
+        <w:numPr>
+          <w:ilvl w:val="0"/>
+          <w:numId w:val="2"/>
+        </w:numPr>
+        <w:tabs>
+          <w:tab w:val="clear" w:pos="709"/>
+          <w:tab w:val="left" w:pos="709" w:leader="none"/>
+        </w:tabs>
+        <w:bidi w:val="0"/>
+        <w:ind w:hanging="283" w:start="709"/>
+        <w:jc w:val="both"/>
+        <w:rPr>
+          <w:rFonts w:ascii="Lato" w:hAnsi="Lato"/>
+          <w:lang w:val="es-MX"/>
+        </w:rPr>
+      </w:pPr>
+      <w:r>
+        <w:rPr>
+          <w:rStyle w:val="Strong"/>
+          <w:rFonts w:ascii="Lato" w:hAnsi="Lato"/>
+          <w:lang w:val="es-MX"/>
+        </w:rPr>
+        <w:t>Visor de PDF interactivo</w:t>
+      </w:r>
+      <w:r>
+        <w:rPr>
+          <w:rFonts w:ascii="Lato" w:hAnsi="Lato"/>
+          <w:lang w:val="es-MX"/>
+        </w:rPr>
+        <w:t xml:space="preserve">: Basado en PDF.js, permite subrayar y convertir fragmentos en notas Markdown enlazadas automáticamente con el PDF de origen, </w:t>
+      </w:r>
+      <w:r>
+        <w:rPr>
+          <w:rFonts w:ascii="Lato" w:hAnsi="Lato"/>
+          <w:lang w:val="es-MX"/>
+        </w:rPr>
+        <w:t>o bien, esta función se puede interpretar como subrayado a ficha bibliográfica</w:t>
+      </w:r>
+      <w:r>
+        <w:rPr>
+          <w:rFonts w:ascii="Lato" w:hAnsi="Lato"/>
+          <w:lang w:val="es-MX"/>
+        </w:rPr>
+        <w:t>.</w:t>
+      </w:r>
+    </w:p>
+    <w:p>
+      <w:pPr>
+        <w:pStyle w:val="Heading4"/>
+        <w:bidi w:val="0"/>
+        <w:jc w:val="both"/>
+        <w:rPr>
+          <w:rFonts w:ascii="Lato" w:hAnsi="Lato"/>
+          <w:b w:val="false"/>
+          <w:bCs w:val="false"/>
+          <w:lang w:val="es-MX"/>
+        </w:rPr>
+      </w:pPr>
+      <w:r>
+        <w:rPr>
+          <w:rStyle w:val="Strong"/>
+          <w:rFonts w:ascii="Lato" w:hAnsi="Lato"/>
+          <w:b/>
+          <w:bCs/>
+          <w:lang w:val="es-MX"/>
+        </w:rPr>
+        <w:t>Puente Obsidian</w:t>
+      </w:r>
+    </w:p>
+    <w:p>
+      <w:pPr>
+        <w:pStyle w:val="BodyText"/>
+        <w:numPr>
+          <w:ilvl w:val="0"/>
+          <w:numId w:val="3"/>
+        </w:numPr>
+        <w:tabs>
+          <w:tab w:val="clear" w:pos="709"/>
+          <w:tab w:val="left" w:pos="709" w:leader="none"/>
+        </w:tabs>
+        <w:bidi w:val="0"/>
+        <w:ind w:hanging="283" w:start="709"/>
+        <w:jc w:val="both"/>
+        <w:rPr>
+          <w:rFonts w:ascii="Lato" w:hAnsi="Lato"/>
+          <w:lang w:val="es-MX"/>
+        </w:rPr>
+      </w:pPr>
+      <w:r>
+        <w:rPr>
+          <w:rStyle w:val="Strong"/>
+          <w:rFonts w:ascii="Lato" w:hAnsi="Lato"/>
+          <w:lang w:val="es-MX"/>
+        </w:rPr>
+        <w:t xml:space="preserve">Conversión bidireccional </w:t>
+      </w:r>
+      <w:r>
+        <w:rPr>
+          <w:rStyle w:val="Strong"/>
+          <w:rFonts w:ascii="Lato" w:hAnsi="Lato"/>
+          <w:lang w:val="es-MX"/>
+        </w:rPr>
+        <w:t>de</w:t>
+      </w:r>
+      <w:r>
+        <w:rPr>
+          <w:rStyle w:val="Strong"/>
+          <w:rFonts w:ascii="Lato" w:hAnsi="Lato"/>
+          <w:lang w:val="es-MX"/>
+        </w:rPr>
+        <w:t xml:space="preserve"> Markdown </w:t>
+      </w:r>
+      <w:r>
+        <w:rPr>
+          <w:rStyle w:val="Strong"/>
+          <w:rFonts w:ascii="Lato" w:hAnsi="Lato"/>
+          <w:lang w:val="es-MX"/>
+        </w:rPr>
+        <w:t>a</w:t>
+      </w:r>
+      <w:r>
+        <w:rPr>
+          <w:rStyle w:val="Strong"/>
+          <w:rFonts w:ascii="Lato" w:hAnsi="Lato"/>
+          <w:lang w:val="es-MX"/>
+        </w:rPr>
+        <w:t xml:space="preserve"> HTML/LaTeX</w:t>
+      </w:r>
+      <w:r>
+        <w:rPr>
+          <w:rFonts w:ascii="Lato" w:hAnsi="Lato"/>
+          <w:lang w:val="es-MX"/>
+        </w:rPr>
+        <w:t xml:space="preserve">: Un motor que transforma archivos </w:t>
+      </w:r>
+      <w:r>
+        <w:rPr>
+          <w:rStyle w:val="SourceText"/>
+          <w:rFonts w:ascii="Lato" w:hAnsi="Lato"/>
+          <w:lang w:val="es-MX"/>
+        </w:rPr>
+        <w:t>.md</w:t>
+      </w:r>
+      <w:r>
+        <w:rPr>
+          <w:rFonts w:ascii="Lato" w:hAnsi="Lato"/>
+          <w:lang w:val="es-MX"/>
+        </w:rPr>
+        <w:t xml:space="preserve"> de Obsidian (incluyendo wikilinks </w:t>
+      </w:r>
+      <w:r>
+        <w:rPr>
+          <w:rStyle w:val="SourceText"/>
+          <w:rFonts w:ascii="Lato" w:hAnsi="Lato"/>
+          <w:lang w:val="es-MX"/>
+        </w:rPr>
+        <w:t>[[enlace]]</w:t>
+      </w:r>
+      <w:r>
+        <w:rPr>
+          <w:rFonts w:ascii="Lato" w:hAnsi="Lato"/>
+          <w:lang w:val="es-MX"/>
+        </w:rPr>
+        <w:t xml:space="preserve">) preservando la estructura de enlaces </w:t>
+      </w:r>
+      <w:r>
+        <w:rPr>
+          <w:rFonts w:ascii="Lato" w:hAnsi="Lato"/>
+          <w:lang w:val="es-MX"/>
+        </w:rPr>
+        <w:t>a .txt, .ocx o .docx</w:t>
+      </w:r>
+      <w:r>
+        <w:rPr>
+          <w:rFonts w:ascii="Lato" w:hAnsi="Lato"/>
+          <w:lang w:val="es-MX"/>
+        </w:rPr>
+        <w:t>.</w:t>
+      </w:r>
+    </w:p>
+    <w:p>
+      <w:pPr>
+        <w:pStyle w:val="BodyText"/>
+        <w:numPr>
+          <w:ilvl w:val="0"/>
+          <w:numId w:val="3"/>
+        </w:numPr>
+        <w:tabs>
+          <w:tab w:val="clear" w:pos="709"/>
+          <w:tab w:val="left" w:pos="709" w:leader="none"/>
+        </w:tabs>
+        <w:bidi w:val="0"/>
+        <w:ind w:hanging="283" w:start="709"/>
+        <w:jc w:val="both"/>
+        <w:rPr>
+          <w:rFonts w:ascii="Lato" w:hAnsi="Lato"/>
+          <w:lang w:val="es-MX"/>
+        </w:rPr>
+      </w:pPr>
+      <w:r>
+        <w:rPr>
+          <w:rStyle w:val="Strong"/>
+          <w:rFonts w:ascii="Lato" w:hAnsi="Lato"/>
+          <w:lang w:val="es-MX"/>
+        </w:rPr>
+        <w:t>Visualizador de grafos interactivo</w:t>
+      </w:r>
+      <w:r>
+        <w:rPr>
+          <w:rFonts w:ascii="Lato" w:hAnsi="Lato"/>
+          <w:lang w:val="es-MX"/>
+        </w:rPr>
+        <w:t>: Implementación de</w:t>
+      </w:r>
+      <w:r>
+        <w:rPr>
+          <w:rStyle w:val="Emphasis"/>
+          <w:rFonts w:ascii="Lato" w:hAnsi="Lato"/>
+          <w:lang w:val="es-MX"/>
+        </w:rPr>
+        <w:t xml:space="preserve"> graphs</w:t>
+      </w:r>
+      <w:r>
+        <w:rPr>
+          <w:rFonts w:ascii="Lato" w:hAnsi="Lato"/>
+          <w:lang w:val="es-MX"/>
+        </w:rPr>
+        <w:t xml:space="preserve"> </w:t>
+      </w:r>
+      <w:r>
+        <w:rPr>
+          <w:rFonts w:ascii="Lato" w:hAnsi="Lato"/>
+          <w:lang w:val="es-MX"/>
+        </w:rPr>
+        <w:t xml:space="preserve">de obsidian </w:t>
+      </w:r>
+      <w:r>
+        <w:rPr>
+          <w:rFonts w:ascii="Lato" w:hAnsi="Lato"/>
+          <w:lang w:val="es-MX"/>
+        </w:rPr>
+        <w:t xml:space="preserve">con D3.js para mapear las relaciones entre notas y PDFs </w:t>
+      </w:r>
+      <w:r>
+        <w:rPr>
+          <w:rFonts w:ascii="Lato" w:hAnsi="Lato"/>
+          <w:lang w:val="es-MX"/>
+        </w:rPr>
+        <w:t>o simplemente visualizar los grafos</w:t>
+      </w:r>
+      <w:r>
+        <w:rPr>
+          <w:rFonts w:ascii="Lato" w:hAnsi="Lato"/>
+          <w:lang w:val="es-MX"/>
+        </w:rPr>
+        <w:t>.</w:t>
+      </w:r>
+    </w:p>
+    <w:p>
+      <w:pPr>
+        <w:pStyle w:val="BodyText"/>
+        <w:numPr>
+          <w:ilvl w:val="0"/>
+          <w:numId w:val="3"/>
+        </w:numPr>
+        <w:tabs>
+          <w:tab w:val="clear" w:pos="709"/>
+          <w:tab w:val="left" w:pos="709" w:leader="none"/>
+        </w:tabs>
+        <w:bidi w:val="0"/>
+        <w:ind w:hanging="283" w:start="709"/>
+        <w:jc w:val="both"/>
+        <w:rPr>
+          <w:rFonts w:ascii="Lato" w:hAnsi="Lato"/>
+          <w:lang w:val="es-MX"/>
+        </w:rPr>
+      </w:pPr>
+      <w:r>
+        <w:rPr>
+          <w:rStyle w:val="Strong"/>
+          <w:rFonts w:ascii="Lato" w:hAnsi="Lato"/>
+          <w:lang w:val="es-MX"/>
+        </w:rPr>
+        <w:t>Exportación de notas</w:t>
+      </w:r>
+      <w:r>
+        <w:rPr>
+          <w:rFonts w:ascii="Lato" w:hAnsi="Lato"/>
+          <w:lang w:val="es-MX"/>
+        </w:rPr>
+        <w:t xml:space="preserve">: Posibilidad de exportar a PDF, DOCX y Markdown plano manteniendo las referencias cruzadas, </w:t>
+      </w:r>
+      <w:r>
+        <w:rPr>
+          <w:rFonts w:ascii="Lato" w:hAnsi="Lato"/>
+          <w:lang w:val="es-MX"/>
+        </w:rPr>
+        <w:t>interpretando el formato</w:t>
+      </w:r>
+      <w:r>
+        <w:rPr>
+          <w:rFonts w:ascii="Lato" w:hAnsi="Lato"/>
+          <w:lang w:val="es-MX"/>
+        </w:rPr>
+        <w:t>.</w:t>
+      </w:r>
+    </w:p>
+    <w:p>
+      <w:pPr>
+        <w:pStyle w:val="Heading4"/>
+        <w:bidi w:val="0"/>
+        <w:jc w:val="both"/>
+        <w:rPr>
+          <w:rFonts w:ascii="Lato" w:hAnsi="Lato"/>
+          <w:b w:val="false"/>
+          <w:bCs w:val="false"/>
+          <w:lang w:val="es-MX"/>
+        </w:rPr>
+      </w:pPr>
+      <w:r>
+        <w:rPr>
+          <w:rStyle w:val="Strong"/>
+          <w:rFonts w:ascii="Lato" w:hAnsi="Lato"/>
+          <w:b/>
+          <w:bCs/>
+          <w:lang w:val="es-MX"/>
+        </w:rPr>
+        <w:t>Visor de Jupyter Notebooks</w:t>
+      </w:r>
+    </w:p>
+    <w:p>
+      <w:pPr>
+        <w:pStyle w:val="BodyText"/>
+        <w:numPr>
+          <w:ilvl w:val="0"/>
+          <w:numId w:val="4"/>
+        </w:numPr>
+        <w:tabs>
+          <w:tab w:val="clear" w:pos="709"/>
+          <w:tab w:val="left" w:pos="709" w:leader="none"/>
+        </w:tabs>
+        <w:bidi w:val="0"/>
+        <w:ind w:hanging="283" w:start="709"/>
+        <w:jc w:val="both"/>
+        <w:rPr>
+          <w:rFonts w:ascii="Lato" w:hAnsi="Lato"/>
+          <w:lang w:val="es-MX"/>
+        </w:rPr>
+      </w:pPr>
+      <w:r>
+        <w:rPr>
+          <w:rStyle w:val="Strong"/>
+          <w:rFonts w:ascii="Lato" w:hAnsi="Lato"/>
+          <w:lang w:val="es-MX"/>
+        </w:rPr>
+        <w:t>Renderizado completo de .ipynb</w:t>
+      </w:r>
+      <w:r>
+        <w:rPr>
+          <w:rFonts w:ascii="Lato" w:hAnsi="Lato"/>
+          <w:lang w:val="es-MX"/>
+        </w:rPr>
+        <w:t xml:space="preserve">: Soporte para visualizar celdas de código, salidas y ecuaciones mediante </w:t>
+      </w:r>
+      <w:r>
+        <w:rPr>
+          <w:rStyle w:val="Strong"/>
+          <w:rFonts w:ascii="Lato" w:hAnsi="Lato"/>
+          <w:lang w:val="es-MX"/>
+        </w:rPr>
+        <w:t>MathJax</w:t>
+      </w:r>
+      <w:r>
+        <w:rPr>
+          <w:rFonts w:ascii="Lato" w:hAnsi="Lato"/>
+          <w:lang w:val="es-MX"/>
+        </w:rPr>
+        <w:t>.</w:t>
+      </w:r>
+    </w:p>
+    <w:p>
+      <w:pPr>
+        <w:pStyle w:val="BodyText"/>
+        <w:numPr>
+          <w:ilvl w:val="0"/>
+          <w:numId w:val="4"/>
+        </w:numPr>
+        <w:tabs>
+          <w:tab w:val="clear" w:pos="709"/>
+          <w:tab w:val="left" w:pos="709" w:leader="none"/>
+        </w:tabs>
+        <w:bidi w:val="0"/>
+        <w:ind w:hanging="283" w:start="709"/>
+        <w:jc w:val="both"/>
+        <w:rPr>
+          <w:rFonts w:ascii="Lato" w:hAnsi="Lato"/>
+          <w:lang w:val="es-MX"/>
+        </w:rPr>
+      </w:pPr>
+      <w:r>
+        <w:rPr>
+          <w:rStyle w:val="Strong"/>
+          <w:rFonts w:ascii="Lato" w:hAnsi="Lato"/>
+          <w:lang w:val="es-MX"/>
+        </w:rPr>
+        <w:t>Panel de ejecución híbrida</w:t>
+      </w:r>
+      <w:r>
+        <w:rPr>
+          <w:rFonts w:ascii="Lato" w:hAnsi="Lato"/>
+          <w:lang w:val="es-MX"/>
+        </w:rPr>
+        <w:t>: Bloque lateral para conectar con kernels locales o remotos (Binder, Colab).</w:t>
+      </w:r>
+    </w:p>
+    <w:p>
+      <w:pPr>
+        <w:pStyle w:val="BodyText"/>
+        <w:numPr>
+          <w:ilvl w:val="0"/>
+          <w:numId w:val="4"/>
+        </w:numPr>
+        <w:tabs>
+          <w:tab w:val="clear" w:pos="709"/>
+          <w:tab w:val="left" w:pos="709" w:leader="none"/>
+        </w:tabs>
+        <w:bidi w:val="0"/>
+        <w:ind w:hanging="283" w:start="709"/>
+        <w:jc w:val="both"/>
+        <w:rPr>
+          <w:rFonts w:ascii="Lato" w:hAnsi="Lato"/>
+          <w:lang w:val="es-MX"/>
+        </w:rPr>
+      </w:pPr>
+      <w:r>
+        <w:rPr>
+          <w:rStyle w:val="Strong"/>
+          <w:rFonts w:ascii="Lato" w:hAnsi="Lato"/>
+          <w:lang w:val="es-MX"/>
+        </w:rPr>
+        <w:t>Anotaciones sobre celdas</w:t>
+      </w:r>
+      <w:r>
+        <w:rPr>
+          <w:rFonts w:ascii="Lato" w:hAnsi="Lato"/>
+          <w:lang w:val="es-MX"/>
+        </w:rPr>
+        <w:t>: Comentarios guardados como "fichas de hallazgo" vinculadas al notebook.</w:t>
+      </w:r>
+    </w:p>
+    <w:p>
+      <w:pPr>
+        <w:pStyle w:val="Heading3"/>
+        <w:bidi w:val="0"/>
+        <w:jc w:val="both"/>
+        <w:rPr>
+          <w:rFonts w:ascii="Lato" w:hAnsi="Lato"/>
+          <w:b w:val="false"/>
+          <w:bCs w:val="false"/>
+          <w:lang w:val="es-MX"/>
+        </w:rPr>
+      </w:pPr>
+      <w:r>
+        <w:rPr>
+          <w:rFonts w:ascii="Lato" w:hAnsi="Lato"/>
+          <w:b w:val="false"/>
+          <w:bCs w:val="false"/>
+          <w:lang w:val="es-MX"/>
+        </w:rPr>
+        <w:t xml:space="preserve">2.2 Laboratorio de Datos – </w:t>
+      </w:r>
+      <w:r>
+        <w:rPr>
+          <w:rStyle w:val="Emphasis"/>
+          <w:rFonts w:ascii="Lato" w:hAnsi="Lato"/>
+          <w:b w:val="false"/>
+          <w:bCs w:val="false"/>
+          <w:lang w:val="es-MX"/>
+        </w:rPr>
+        <w:t>El Laboratorio</w:t>
+      </w:r>
+    </w:p>
+    <w:p>
+      <w:pPr>
+        <w:pStyle w:val="BodyText"/>
+        <w:bidi w:val="0"/>
+        <w:jc w:val="both"/>
+        <w:rPr>
+          <w:rFonts w:ascii="Lato" w:hAnsi="Lato"/>
+          <w:lang w:val="es-MX"/>
+        </w:rPr>
+      </w:pPr>
+      <w:r>
+        <w:rPr>
+          <w:rFonts w:ascii="Lato" w:hAnsi="Lato"/>
+          <w:lang w:val="es-MX"/>
+        </w:rPr>
+        <w:t>Espacio interactivo donde la investigación cuantitativa y computacional cobra vida.</w:t>
+      </w:r>
+    </w:p>
+    <w:p>
+      <w:pPr>
+        <w:pStyle w:val="BodyText"/>
+        <w:numPr>
+          <w:ilvl w:val="0"/>
+          <w:numId w:val="5"/>
+        </w:numPr>
+        <w:tabs>
+          <w:tab w:val="clear" w:pos="709"/>
+          <w:tab w:val="left" w:pos="709" w:leader="none"/>
+        </w:tabs>
+        <w:bidi w:val="0"/>
+        <w:ind w:hanging="283" w:start="709"/>
+        <w:jc w:val="both"/>
+        <w:rPr>
+          <w:rFonts w:ascii="Lato" w:hAnsi="Lato"/>
+          <w:lang w:val="es-MX"/>
+        </w:rPr>
+      </w:pPr>
+      <w:r>
+        <w:rPr>
+          <w:rStyle w:val="Strong"/>
+          <w:rFonts w:ascii="Lato" w:hAnsi="Lato"/>
+          <w:lang w:val="es-MX"/>
+        </w:rPr>
+        <w:t>Jupyter Hub Lite</w:t>
+      </w:r>
+      <w:r>
+        <w:rPr>
+          <w:rFonts w:ascii="Lato" w:hAnsi="Lato"/>
+          <w:lang w:val="es-MX"/>
+        </w:rPr>
+        <w:t>: Entorno de edición con resaltado de sintaxis y autocompletado.</w:t>
+      </w:r>
+    </w:p>
+    <w:p>
+      <w:pPr>
+        <w:pStyle w:val="BodyText"/>
+        <w:numPr>
+          <w:ilvl w:val="0"/>
+          <w:numId w:val="5"/>
+        </w:numPr>
+        <w:tabs>
+          <w:tab w:val="clear" w:pos="709"/>
+          <w:tab w:val="left" w:pos="709" w:leader="none"/>
+        </w:tabs>
+        <w:bidi w:val="0"/>
+        <w:ind w:hanging="283" w:start="709"/>
+        <w:jc w:val="both"/>
+        <w:rPr>
+          <w:rFonts w:ascii="Lato" w:hAnsi="Lato"/>
+          <w:lang w:val="es-MX"/>
+        </w:rPr>
+      </w:pPr>
+      <w:r>
+        <w:rPr>
+          <w:rStyle w:val="Strong"/>
+          <w:rFonts w:ascii="Lato" w:hAnsi="Lato"/>
+          <w:lang w:val="es-MX"/>
+        </w:rPr>
+        <w:t>Documentación viva</w:t>
+      </w:r>
+      <w:r>
+        <w:rPr>
+          <w:rFonts w:ascii="Lato" w:hAnsi="Lato"/>
+          <w:lang w:val="es-MX"/>
+        </w:rPr>
+        <w:t>: Notas de hallazgo adjuntas a celdas de código sincronizadas con la base de datos general.</w:t>
+      </w:r>
+    </w:p>
+    <w:p>
+      <w:pPr>
+        <w:pStyle w:val="BodyText"/>
+        <w:numPr>
+          <w:ilvl w:val="0"/>
+          <w:numId w:val="5"/>
+        </w:numPr>
+        <w:tabs>
+          <w:tab w:val="clear" w:pos="709"/>
+          <w:tab w:val="left" w:pos="709" w:leader="none"/>
+        </w:tabs>
+        <w:bidi w:val="0"/>
+        <w:ind w:hanging="283" w:start="709"/>
+        <w:jc w:val="both"/>
+        <w:rPr>
+          <w:rFonts w:ascii="Lato" w:hAnsi="Lato"/>
+          <w:lang w:val="es-MX"/>
+        </w:rPr>
+      </w:pPr>
+      <w:r>
+        <w:rPr>
+          <w:rStyle w:val="Strong"/>
+          <w:rFonts w:ascii="Lato" w:hAnsi="Lato"/>
+          <w:lang w:val="es-MX"/>
+        </w:rPr>
+        <w:t xml:space="preserve">Conexión con repositorios </w:t>
+      </w:r>
+      <w:r>
+        <w:rPr>
+          <w:rStyle w:val="Strong"/>
+          <w:rFonts w:ascii="Lato" w:hAnsi="Lato"/>
+          <w:lang w:val="es-MX"/>
+        </w:rPr>
+        <w:t>de investigación</w:t>
+      </w:r>
+      <w:r>
+        <w:rPr>
+          <w:rFonts w:ascii="Lato" w:hAnsi="Lato"/>
+          <w:lang w:val="es-MX"/>
+        </w:rPr>
+        <w:t>: Integración con Zenodo, Figshare o Dataverse para importar d</w:t>
+      </w:r>
+      <w:r>
+        <w:rPr>
+          <w:rFonts w:ascii="Lato" w:hAnsi="Lato"/>
+          <w:lang w:val="es-MX"/>
+        </w:rPr>
+        <w:t>oi</w:t>
+      </w:r>
+      <w:r>
+        <w:rPr>
+          <w:rFonts w:ascii="Lato" w:hAnsi="Lato"/>
+          <w:lang w:val="es-MX"/>
+        </w:rPr>
+        <w:t xml:space="preserve"> directamente, .</w:t>
+      </w:r>
+    </w:p>
+    <w:p>
+      <w:pPr>
+        <w:pStyle w:val="Heading3"/>
+        <w:bidi w:val="0"/>
+        <w:jc w:val="both"/>
+        <w:rPr>
+          <w:rFonts w:ascii="Lato" w:hAnsi="Lato"/>
+          <w:b w:val="false"/>
+          <w:bCs w:val="false"/>
+          <w:lang w:val="es-MX"/>
+        </w:rPr>
+      </w:pPr>
+      <w:r>
+        <w:rPr>
+          <w:rFonts w:ascii="Lato" w:hAnsi="Lato"/>
+          <w:b w:val="false"/>
+          <w:bCs w:val="false"/>
+          <w:lang w:val="es-MX"/>
+        </w:rPr>
+        <w:t xml:space="preserve">2.3 Espacio de Trabajo y Colaboración – </w:t>
+      </w:r>
+      <w:r>
+        <w:rPr>
+          <w:rStyle w:val="Emphasis"/>
+          <w:rFonts w:ascii="Lato" w:hAnsi="Lato"/>
+          <w:b w:val="false"/>
+          <w:bCs w:val="false"/>
+          <w:lang w:val="es-MX"/>
+        </w:rPr>
+        <w:t>The Forge</w:t>
+      </w:r>
+    </w:p>
+    <w:p>
+      <w:pPr>
+        <w:pStyle w:val="Heading4"/>
+        <w:bidi w:val="0"/>
+        <w:jc w:val="both"/>
+        <w:rPr>
+          <w:rFonts w:ascii="Lato" w:hAnsi="Lato"/>
+          <w:b w:val="false"/>
+          <w:bCs w:val="false"/>
+          <w:lang w:val="es-MX"/>
+        </w:rPr>
+      </w:pPr>
+      <w:r>
+        <w:rPr>
+          <w:rStyle w:val="Strong"/>
+          <w:rFonts w:ascii="Lato" w:hAnsi="Lato"/>
+          <w:b/>
+          <w:bCs/>
+          <w:lang w:val="es-MX"/>
+        </w:rPr>
+        <w:t>Sincronización Git-Flow Nativa</w:t>
+      </w:r>
+    </w:p>
+    <w:p>
+      <w:pPr>
+        <w:pStyle w:val="BodyText"/>
+        <w:numPr>
+          <w:ilvl w:val="0"/>
+          <w:numId w:val="6"/>
+        </w:numPr>
+        <w:tabs>
+          <w:tab w:val="clear" w:pos="709"/>
+          <w:tab w:val="left" w:pos="709" w:leader="none"/>
+        </w:tabs>
+        <w:bidi w:val="0"/>
+        <w:ind w:hanging="283" w:start="709"/>
+        <w:jc w:val="both"/>
+        <w:rPr>
+          <w:rFonts w:ascii="Lato" w:hAnsi="Lato"/>
+          <w:lang w:val="es-MX"/>
+        </w:rPr>
+      </w:pPr>
+      <w:r>
+        <w:rPr>
+          <w:rStyle w:val="Strong"/>
+          <w:rFonts w:ascii="Lato" w:hAnsi="Lato"/>
+          <w:lang w:val="es-MX"/>
+        </w:rPr>
+        <w:t>Control de versiones integrado</w:t>
+      </w:r>
+      <w:r>
+        <w:rPr>
+          <w:rFonts w:ascii="Lato" w:hAnsi="Lato"/>
+          <w:lang w:val="es-MX"/>
+        </w:rPr>
+        <w:t>: Conexión con GitHub/GitLab para sincronizar notas y notebooks.</w:t>
+      </w:r>
+    </w:p>
+    <w:p>
+      <w:pPr>
+        <w:pStyle w:val="BodyText"/>
+        <w:numPr>
+          <w:ilvl w:val="0"/>
+          <w:numId w:val="6"/>
+        </w:numPr>
+        <w:tabs>
+          <w:tab w:val="clear" w:pos="709"/>
+          <w:tab w:val="left" w:pos="709" w:leader="none"/>
+        </w:tabs>
+        <w:bidi w:val="0"/>
+        <w:ind w:hanging="283" w:start="709"/>
+        <w:jc w:val="both"/>
+        <w:rPr>
+          <w:rFonts w:ascii="Lato" w:hAnsi="Lato"/>
+          <w:lang w:val="es-MX"/>
+        </w:rPr>
+      </w:pPr>
+      <w:r>
+        <w:rPr>
+          <w:rStyle w:val="Strong"/>
+          <w:rFonts w:ascii="Lato" w:hAnsi="Lato"/>
+          <w:lang w:val="es-MX"/>
+        </w:rPr>
+        <w:t>Commit automático sugerido</w:t>
+      </w:r>
+      <w:r>
+        <w:rPr>
+          <w:rFonts w:ascii="Lato" w:hAnsi="Lato"/>
+          <w:lang w:val="es-MX"/>
+        </w:rPr>
+        <w:t>: Sugerencias de commit con mensajes automáticos basados en cambios detectados.</w:t>
+      </w:r>
+    </w:p>
+    <w:p>
+      <w:pPr>
+        <w:pStyle w:val="BodyText"/>
+        <w:numPr>
+          <w:ilvl w:val="0"/>
+          <w:numId w:val="6"/>
+        </w:numPr>
+        <w:tabs>
+          <w:tab w:val="clear" w:pos="709"/>
+          <w:tab w:val="left" w:pos="709" w:leader="none"/>
+        </w:tabs>
+        <w:bidi w:val="0"/>
+        <w:ind w:hanging="283" w:start="709"/>
+        <w:jc w:val="both"/>
+        <w:rPr>
+          <w:rFonts w:ascii="Lato" w:hAnsi="Lato"/>
+          <w:lang w:val="es-MX"/>
+        </w:rPr>
+      </w:pPr>
+      <w:r>
+        <w:rPr>
+          <w:rStyle w:val="Strong"/>
+          <w:rFonts w:ascii="Lato" w:hAnsi="Lato"/>
+          <w:lang w:val="es-MX"/>
+        </w:rPr>
+        <w:t>Resolución visual de conflictos</w:t>
+      </w:r>
+      <w:r>
+        <w:rPr>
+          <w:rFonts w:ascii="Lato" w:hAnsi="Lato"/>
+          <w:lang w:val="es-MX"/>
+        </w:rPr>
+        <w:t>: Interfaz de fusión (merge) para notas en Markdown.</w:t>
+      </w:r>
+    </w:p>
+    <w:p>
+      <w:pPr>
+        <w:pStyle w:val="Heading4"/>
+        <w:bidi w:val="0"/>
+        <w:jc w:val="both"/>
+        <w:rPr>
+          <w:rFonts w:ascii="Lato" w:hAnsi="Lato"/>
+          <w:b w:val="false"/>
+          <w:bCs w:val="false"/>
+          <w:lang w:val="es-MX"/>
+        </w:rPr>
+      </w:pPr>
+      <w:r>
+        <w:rPr>
+          <w:rStyle w:val="Strong"/>
+          <w:rFonts w:ascii="Lato" w:hAnsi="Lato"/>
+          <w:b/>
+          <w:bCs/>
+          <w:lang w:val="es-MX"/>
+        </w:rPr>
+        <w:t>Sistema de Revisión por Pares (Peer Review Mode)</w:t>
+      </w:r>
+    </w:p>
+    <w:p>
+      <w:pPr>
+        <w:pStyle w:val="BodyText"/>
+        <w:numPr>
+          <w:ilvl w:val="0"/>
+          <w:numId w:val="7"/>
+        </w:numPr>
+        <w:tabs>
+          <w:tab w:val="clear" w:pos="709"/>
+          <w:tab w:val="left" w:pos="709" w:leader="none"/>
+        </w:tabs>
+        <w:bidi w:val="0"/>
+        <w:ind w:hanging="283" w:start="709"/>
+        <w:jc w:val="both"/>
+        <w:rPr>
+          <w:rFonts w:ascii="Lato" w:hAnsi="Lato"/>
+          <w:lang w:val="es-MX"/>
+        </w:rPr>
+      </w:pPr>
+      <w:r>
+        <w:rPr>
+          <w:rStyle w:val="Strong"/>
+          <w:rFonts w:ascii="Lato" w:hAnsi="Lato"/>
+          <w:lang w:val="es-MX"/>
+        </w:rPr>
+        <w:t>Interfaz de doble columna</w:t>
+      </w:r>
+      <w:r>
+        <w:rPr>
+          <w:rFonts w:ascii="Lato" w:hAnsi="Lato"/>
+          <w:lang w:val="es-MX"/>
+        </w:rPr>
+        <w:t>: Documento a la izquierda y hilo de comentarios con atribución a la derecha.</w:t>
+      </w:r>
+    </w:p>
+    <w:p>
+      <w:pPr>
+        <w:pStyle w:val="BodyText"/>
+        <w:numPr>
+          <w:ilvl w:val="0"/>
+          <w:numId w:val="7"/>
+        </w:numPr>
+        <w:tabs>
+          <w:tab w:val="clear" w:pos="709"/>
+          <w:tab w:val="left" w:pos="709" w:leader="none"/>
+        </w:tabs>
+        <w:bidi w:val="0"/>
+        <w:ind w:hanging="283" w:start="709"/>
+        <w:jc w:val="both"/>
+        <w:rPr>
+          <w:rFonts w:ascii="Lato" w:hAnsi="Lato"/>
+          <w:lang w:val="es-MX"/>
+        </w:rPr>
+      </w:pPr>
+      <w:r>
+        <w:rPr>
+          <w:rStyle w:val="Strong"/>
+          <w:rFonts w:ascii="Lato" w:hAnsi="Lato"/>
+          <w:lang w:val="es-MX"/>
+        </w:rPr>
+        <w:t>Sincronización en tiempo real</w:t>
+      </w:r>
+      <w:r>
+        <w:rPr>
+          <w:rFonts w:ascii="Lato" w:hAnsi="Lato"/>
+          <w:lang w:val="es-MX"/>
+        </w:rPr>
+        <w:t>: Uso de WebRTC o backends ligeros (Supabase) para la colaboración.</w:t>
+      </w:r>
+    </w:p>
+    <w:p>
+      <w:pPr>
+        <w:pStyle w:val="Heading2"/>
+        <w:bidi w:val="0"/>
+        <w:jc w:val="both"/>
+        <w:rPr>
+          <w:rFonts w:ascii="Lato" w:hAnsi="Lato"/>
+          <w:b w:val="false"/>
+          <w:bCs w:val="false"/>
+          <w:lang w:val="es-MX"/>
+        </w:rPr>
+      </w:pPr>
+      <w:r>
+        <w:rPr>
+          <w:rFonts w:ascii="Lato" w:hAnsi="Lato"/>
+          <w:b w:val="false"/>
+          <w:bCs w:val="false"/>
+          <w:lang w:val="es-MX"/>
+        </w:rPr>
+        <w:t>3. Terminal de Salida – "¿Qué vas a hacer hoy?"</w:t>
+      </w:r>
+    </w:p>
+    <w:p>
+      <w:pPr>
+        <w:pStyle w:val="Heading4"/>
+        <w:bidi w:val="0"/>
+        <w:jc w:val="both"/>
+        <w:rPr>
+          <w:rFonts w:ascii="Lato" w:hAnsi="Lato"/>
+          <w:b w:val="false"/>
+          <w:bCs w:val="false"/>
+          <w:lang w:val="es-MX"/>
+        </w:rPr>
+      </w:pPr>
+      <w:r>
+        <w:rPr>
+          <w:rStyle w:val="Strong"/>
+          <w:rFonts w:ascii="Lato" w:hAnsi="Lato"/>
+          <w:b/>
+          <w:bCs/>
+          <w:lang w:val="es-MX"/>
+        </w:rPr>
+        <w:t>Asistente de Plantillas Dinámicas</w:t>
+      </w:r>
+    </w:p>
+    <w:p>
+      <w:pPr>
+        <w:pStyle w:val="BodyText"/>
+        <w:numPr>
+          <w:ilvl w:val="0"/>
+          <w:numId w:val="8"/>
+        </w:numPr>
+        <w:tabs>
+          <w:tab w:val="clear" w:pos="709"/>
+          <w:tab w:val="left" w:pos="709" w:leader="none"/>
+        </w:tabs>
+        <w:bidi w:val="0"/>
+        <w:ind w:hanging="283" w:start="709"/>
+        <w:jc w:val="both"/>
+        <w:rPr>
+          <w:rFonts w:ascii="Lato" w:hAnsi="Lato"/>
+          <w:lang w:val="es-MX"/>
+        </w:rPr>
+      </w:pPr>
+      <w:r>
+        <w:rPr>
+          <w:rStyle w:val="Strong"/>
+          <w:rFonts w:ascii="Lato" w:hAnsi="Lato"/>
+          <w:lang w:val="es-MX"/>
+        </w:rPr>
+        <w:t>Menú de tipos de documento</w:t>
+      </w:r>
+      <w:r>
+        <w:rPr>
+          <w:rFonts w:ascii="Lato" w:hAnsi="Lato"/>
+          <w:lang w:val="es-MX"/>
+        </w:rPr>
+        <w:t>: Artículo, Tesis, Tesina, Ensayo, Personalizado.</w:t>
+      </w:r>
+    </w:p>
+    <w:p>
+      <w:pPr>
+        <w:pStyle w:val="BodyText"/>
+        <w:numPr>
+          <w:ilvl w:val="0"/>
+          <w:numId w:val="8"/>
+        </w:numPr>
+        <w:tabs>
+          <w:tab w:val="clear" w:pos="709"/>
+          <w:tab w:val="left" w:pos="709" w:leader="none"/>
+        </w:tabs>
+        <w:bidi w:val="0"/>
+        <w:ind w:hanging="283" w:start="709"/>
+        <w:jc w:val="both"/>
+        <w:rPr>
+          <w:rFonts w:ascii="Lato" w:hAnsi="Lato"/>
+          <w:lang w:val="es-MX"/>
+        </w:rPr>
+      </w:pPr>
+      <w:r>
+        <w:rPr>
+          <w:rStyle w:val="Strong"/>
+          <w:rFonts w:ascii="Lato" w:hAnsi="Lato"/>
+          <w:lang w:val="es-MX"/>
+        </w:rPr>
+        <w:t>Curaduría de plantillas</w:t>
+      </w:r>
+      <w:r>
+        <w:rPr>
+          <w:rFonts w:ascii="Lato" w:hAnsi="Lato"/>
+          <w:lang w:val="es-MX"/>
+        </w:rPr>
+        <w:t>: Plantillas de Overleaf o Authorea con guías de estilo específicas (tipografía, márgenes).</w:t>
+      </w:r>
+    </w:p>
+    <w:p>
+      <w:pPr>
+        <w:pStyle w:val="BodyText"/>
+        <w:numPr>
+          <w:ilvl w:val="0"/>
+          <w:numId w:val="8"/>
+        </w:numPr>
+        <w:tabs>
+          <w:tab w:val="clear" w:pos="709"/>
+          <w:tab w:val="left" w:pos="709" w:leader="none"/>
+        </w:tabs>
+        <w:bidi w:val="0"/>
+        <w:ind w:hanging="283" w:start="709"/>
+        <w:jc w:val="both"/>
+        <w:rPr>
+          <w:rFonts w:ascii="Lato" w:hAnsi="Lato"/>
+          <w:lang w:val="es-MX"/>
+        </w:rPr>
+      </w:pPr>
+      <w:r>
+        <w:rPr>
+          <w:rStyle w:val="Strong"/>
+          <w:rFonts w:ascii="Lato" w:hAnsi="Lato"/>
+          <w:lang w:val="es-MX"/>
+        </w:rPr>
+        <w:t>Hojas de ruta</w:t>
+      </w:r>
+      <w:r>
+        <w:rPr>
+          <w:rFonts w:ascii="Lato" w:hAnsi="Lato"/>
+          <w:lang w:val="es-MX"/>
+        </w:rPr>
+        <w:t>: Checklists de tareas pendientes para completar el documento.</w:t>
+      </w:r>
+    </w:p>
+    <w:p>
+      <w:pPr>
+        <w:pStyle w:val="Heading4"/>
+        <w:bidi w:val="0"/>
+        <w:jc w:val="both"/>
+        <w:rPr>
+          <w:rFonts w:ascii="Lato" w:hAnsi="Lato"/>
+          <w:b w:val="false"/>
+          <w:bCs w:val="false"/>
+          <w:lang w:val="es-MX"/>
+        </w:rPr>
+      </w:pPr>
+      <w:r>
+        <w:rPr>
+          <w:rStyle w:val="Strong"/>
+          <w:rFonts w:ascii="Lato" w:hAnsi="Lato"/>
+          <w:b/>
+          <w:bCs/>
+          <w:lang w:val="es-MX"/>
+        </w:rPr>
+        <w:t>Gestor de Tareas Académicas</w:t>
+      </w:r>
+    </w:p>
+    <w:p>
+      <w:pPr>
+        <w:pStyle w:val="BodyText"/>
+        <w:numPr>
+          <w:ilvl w:val="0"/>
+          <w:numId w:val="9"/>
+        </w:numPr>
+        <w:tabs>
+          <w:tab w:val="clear" w:pos="709"/>
+          <w:tab w:val="left" w:pos="709" w:leader="none"/>
+        </w:tabs>
+        <w:bidi w:val="0"/>
+        <w:ind w:hanging="283" w:start="709"/>
+        <w:jc w:val="both"/>
+        <w:rPr>
+          <w:rFonts w:ascii="Lato" w:hAnsi="Lato"/>
+          <w:lang w:val="es-MX"/>
+        </w:rPr>
+      </w:pPr>
+      <w:r>
+        <w:rPr>
+          <w:rStyle w:val="Strong"/>
+          <w:rFonts w:ascii="Lato" w:hAnsi="Lato"/>
+          <w:lang w:val="es-MX"/>
+        </w:rPr>
+        <w:t>Dashboard de estado</w:t>
+      </w:r>
+      <w:r>
+        <w:rPr>
+          <w:rFonts w:ascii="Lato" w:hAnsi="Lato"/>
+          <w:lang w:val="es-MX"/>
+        </w:rPr>
+        <w:t>: Visualización de documentos pendientes de citación y notebooks sin anotar.</w:t>
+      </w:r>
+    </w:p>
+    <w:p>
+      <w:pPr>
+        <w:pStyle w:val="Heading2"/>
+        <w:bidi w:val="0"/>
+        <w:jc w:val="both"/>
+        <w:rPr>
+          <w:rFonts w:ascii="Lato" w:hAnsi="Lato"/>
+          <w:b w:val="false"/>
+          <w:bCs w:val="false"/>
+          <w:lang w:val="es-MX"/>
+        </w:rPr>
+      </w:pPr>
+      <w:r>
+        <w:rPr>
+          <w:rFonts w:ascii="Lato" w:hAnsi="Lato"/>
+          <w:b w:val="false"/>
+          <w:bCs w:val="false"/>
+          <w:lang w:val="es-MX"/>
+        </w:rPr>
+        <w:t>4. Flujos de Trabajo Clave</w:t>
+      </w:r>
+    </w:p>
+    <w:tbl>
+      <w:tblPr>
+        <w:tblW w:w="9972" w:type="dxa"/>
+        <w:jc w:val="start"/>
+        <w:tblInd w:w="0" w:type="dxa"/>
+        <w:tblLayout w:type="fixed"/>
+        <w:tblCellMar>
+          <w:top w:w="28" w:type="dxa"/>
+          <w:start w:w="28" w:type="dxa"/>
+          <w:bottom w:w="28" w:type="dxa"/>
+          <w:end w:w="28" w:type="dxa"/>
+        </w:tblCellMar>
+      </w:tblPr>
+      <w:tblGrid>
+        <w:gridCol w:w="2483"/>
+        <w:gridCol w:w="5726"/>
+        <w:gridCol w:w="1763"/>
+      </w:tblGrid>
+      <w:tr>
+        <w:trPr/>
+        <w:tc>
+          <w:tcPr>
+            <w:tcW w:w="2483" w:type="dxa"/>
+            <w:tcBorders/>
+            <w:vAlign w:val="center"/>
+          </w:tcPr>
+          <w:p>
+            <w:pPr>
+              <w:pStyle w:val="TableHeading"/>
+              <w:bidi w:val="0"/>
+              <w:spacing w:before="0" w:after="283"/>
+              <w:jc w:val="both"/>
+              <w:rPr>
+                <w:rFonts w:ascii="Lato" w:hAnsi="Lato"/>
+                <w:b w:val="false"/>
+                <w:bCs w:val="false"/>
+                <w:lang w:val="es-MX"/>
+              </w:rPr>
+            </w:pPr>
+            <w:r>
+              <w:rPr>
+                <w:rStyle w:val="Strong"/>
+                <w:rFonts w:ascii="Lato" w:hAnsi="Lato"/>
+                <w:b/>
+                <w:bCs/>
+                <w:lang w:val="es-MX"/>
+              </w:rPr>
+              <w:t>Función</w:t>
+            </w:r>
+          </w:p>
+        </w:tc>
+        <w:tc>
+          <w:tcPr>
+            <w:tcW w:w="5726" w:type="dxa"/>
+            <w:tcBorders/>
+            <w:vAlign w:val="center"/>
+          </w:tcPr>
+          <w:p>
+            <w:pPr>
+              <w:pStyle w:val="TableHeading"/>
+              <w:bidi w:val="0"/>
+              <w:spacing w:before="0" w:after="283"/>
+              <w:jc w:val="both"/>
+              <w:rPr>
+                <w:rFonts w:ascii="Lato" w:hAnsi="Lato"/>
+                <w:b w:val="false"/>
+                <w:bCs w:val="false"/>
+                <w:lang w:val="es-MX"/>
+              </w:rPr>
+            </w:pPr>
+            <w:r>
+              <w:rPr>
+                <w:rStyle w:val="Strong"/>
+                <w:rFonts w:ascii="Lato" w:hAnsi="Lato"/>
+                <w:b/>
+                <w:bCs/>
+                <w:lang w:val="es-MX"/>
+              </w:rPr>
+              <w:t>Descripción</w:t>
+            </w:r>
+          </w:p>
+        </w:tc>
+        <w:tc>
+          <w:tcPr>
+            <w:tcW w:w="1763" w:type="dxa"/>
+            <w:tcBorders/>
+            <w:vAlign w:val="center"/>
+          </w:tcPr>
+          <w:p>
+            <w:pPr>
+              <w:pStyle w:val="TableHeading"/>
+              <w:bidi w:val="0"/>
+              <w:spacing w:before="0" w:after="283"/>
+              <w:jc w:val="both"/>
+              <w:rPr>
+                <w:rFonts w:ascii="Lato" w:hAnsi="Lato"/>
+                <w:b w:val="false"/>
+                <w:bCs w:val="false"/>
+                <w:lang w:val="es-MX"/>
+              </w:rPr>
+            </w:pPr>
+            <w:r>
+              <w:rPr>
+                <w:rStyle w:val="Strong"/>
+                <w:rFonts w:ascii="Lato" w:hAnsi="Lato"/>
+                <w:b/>
+                <w:bCs/>
+                <w:lang w:val="es-MX"/>
+              </w:rPr>
+              <w:t>Estado de Flujo</w:t>
+            </w:r>
+          </w:p>
+        </w:tc>
+      </w:tr>
+      <w:tr>
+        <w:trPr/>
+        <w:tc>
+          <w:tcPr>
+            <w:tcW w:w="2483" w:type="dxa"/>
+            <w:tcBorders/>
+            <w:vAlign w:val="center"/>
+          </w:tcPr>
+          <w:p>
+            <w:pPr>
+              <w:pStyle w:val="TableContents"/>
+              <w:bidi w:val="0"/>
+              <w:spacing w:before="0" w:after="283"/>
+              <w:jc w:val="both"/>
+              <w:rPr>
+                <w:rFonts w:ascii="Lato" w:hAnsi="Lato"/>
+                <w:lang w:val="es-MX"/>
+              </w:rPr>
+            </w:pPr>
+            <w:r>
+              <w:rPr>
+                <w:rStyle w:val="Strong"/>
+                <w:rFonts w:ascii="Lato" w:hAnsi="Lato"/>
+                <w:lang w:val="es-MX"/>
+              </w:rPr>
+              <w:t>Citas rápidas</w:t>
+            </w:r>
+          </w:p>
+        </w:tc>
+        <w:tc>
+          <w:tcPr>
+            <w:tcW w:w="5726" w:type="dxa"/>
+            <w:tcBorders/>
+            <w:vAlign w:val="center"/>
+          </w:tcPr>
+          <w:p>
+            <w:pPr>
+              <w:pStyle w:val="TableContents"/>
+              <w:bidi w:val="0"/>
+              <w:spacing w:before="0" w:after="283"/>
+              <w:jc w:val="both"/>
+              <w:rPr>
+                <w:rFonts w:ascii="Lato" w:hAnsi="Lato"/>
+                <w:lang w:val="es-MX"/>
+              </w:rPr>
+            </w:pPr>
+            <w:r>
+              <w:rPr>
+                <w:rFonts w:ascii="Lato" w:hAnsi="Lato"/>
+                <w:lang w:val="es-MX"/>
+              </w:rPr>
+              <w:t>Selección de texto → generación de BibTeX/APA al vuelo.</w:t>
+            </w:r>
+          </w:p>
+        </w:tc>
+        <w:tc>
+          <w:tcPr>
+            <w:tcW w:w="1763" w:type="dxa"/>
+            <w:tcBorders/>
+            <w:vAlign w:val="center"/>
+          </w:tcPr>
+          <w:p>
+            <w:pPr>
+              <w:pStyle w:val="TableContents"/>
+              <w:bidi w:val="0"/>
+              <w:spacing w:before="0" w:after="283"/>
+              <w:jc w:val="both"/>
+              <w:rPr>
+                <w:rFonts w:ascii="Lato" w:hAnsi="Lato"/>
+                <w:lang w:val="es-MX"/>
+              </w:rPr>
+            </w:pPr>
+            <w:r>
+              <w:rPr>
+                <w:rFonts w:ascii="Lato" w:hAnsi="Lato"/>
+                <w:lang w:val="es-MX"/>
+              </w:rPr>
+              <w:t>Ingesta</w:t>
+            </w:r>
+          </w:p>
+        </w:tc>
+      </w:tr>
+      <w:tr>
+        <w:trPr/>
+        <w:tc>
+          <w:tcPr>
+            <w:tcW w:w="2483" w:type="dxa"/>
+            <w:tcBorders/>
+            <w:vAlign w:val="center"/>
+          </w:tcPr>
+          <w:p>
+            <w:pPr>
+              <w:pStyle w:val="TableContents"/>
+              <w:bidi w:val="0"/>
+              <w:spacing w:before="0" w:after="283"/>
+              <w:jc w:val="both"/>
+              <w:rPr>
+                <w:rFonts w:ascii="Lato" w:hAnsi="Lato"/>
+                <w:lang w:val="es-MX"/>
+              </w:rPr>
+            </w:pPr>
+            <w:r>
+              <w:rPr>
+                <w:rStyle w:val="Strong"/>
+                <w:rFonts w:ascii="Lato" w:hAnsi="Lato"/>
+                <w:lang w:val="es-MX"/>
+              </w:rPr>
+              <w:t>Commit automático</w:t>
+            </w:r>
+          </w:p>
+        </w:tc>
+        <w:tc>
+          <w:tcPr>
+            <w:tcW w:w="5726" w:type="dxa"/>
+            <w:tcBorders/>
+            <w:vAlign w:val="center"/>
+          </w:tcPr>
+          <w:p>
+            <w:pPr>
+              <w:pStyle w:val="TableContents"/>
+              <w:bidi w:val="0"/>
+              <w:spacing w:before="0" w:after="283"/>
+              <w:jc w:val="both"/>
+              <w:rPr>
+                <w:rFonts w:ascii="Lato" w:hAnsi="Lato"/>
+                <w:lang w:val="es-MX"/>
+              </w:rPr>
+            </w:pPr>
+            <w:r>
+              <w:rPr>
+                <w:rFonts w:ascii="Lato" w:hAnsi="Lato"/>
+                <w:lang w:val="es-MX"/>
+              </w:rPr>
+              <w:t>Al cerrar sesión de escritura, sugerir commit a GitHub.</w:t>
+            </w:r>
+          </w:p>
+        </w:tc>
+        <w:tc>
+          <w:tcPr>
+            <w:tcW w:w="1763" w:type="dxa"/>
+            <w:tcBorders/>
+            <w:vAlign w:val="center"/>
+          </w:tcPr>
+          <w:p>
+            <w:pPr>
+              <w:pStyle w:val="TableContents"/>
+              <w:bidi w:val="0"/>
+              <w:spacing w:before="0" w:after="283"/>
+              <w:jc w:val="both"/>
+              <w:rPr>
+                <w:rFonts w:ascii="Lato" w:hAnsi="Lato"/>
+                <w:lang w:val="es-MX"/>
+              </w:rPr>
+            </w:pPr>
+            <w:r>
+              <w:rPr>
+                <w:rFonts w:ascii="Lato" w:hAnsi="Lato"/>
+                <w:lang w:val="es-MX"/>
+              </w:rPr>
+              <w:t>Colaboración</w:t>
+            </w:r>
+          </w:p>
+        </w:tc>
+      </w:tr>
+      <w:tr>
+        <w:trPr/>
+        <w:tc>
+          <w:tcPr>
+            <w:tcW w:w="2483" w:type="dxa"/>
+            <w:tcBorders/>
+            <w:vAlign w:val="center"/>
+          </w:tcPr>
+          <w:p>
+            <w:pPr>
+              <w:pStyle w:val="TableContents"/>
+              <w:bidi w:val="0"/>
+              <w:spacing w:before="0" w:after="283"/>
+              <w:jc w:val="both"/>
+              <w:rPr>
+                <w:rFonts w:ascii="Lato" w:hAnsi="Lato"/>
+                <w:lang w:val="es-MX"/>
+              </w:rPr>
+            </w:pPr>
+            <w:r>
+              <w:rPr>
+                <w:rStyle w:val="Strong"/>
+                <w:rFonts w:ascii="Lato" w:hAnsi="Lato"/>
+                <w:lang w:val="es-MX"/>
+              </w:rPr>
+              <w:t>Exportación académica</w:t>
+            </w:r>
+          </w:p>
+        </w:tc>
+        <w:tc>
+          <w:tcPr>
+            <w:tcW w:w="5726" w:type="dxa"/>
+            <w:tcBorders/>
+            <w:vAlign w:val="center"/>
+          </w:tcPr>
+          <w:p>
+            <w:pPr>
+              <w:pStyle w:val="TableContents"/>
+              <w:bidi w:val="0"/>
+              <w:spacing w:before="0" w:after="283"/>
+              <w:jc w:val="both"/>
+              <w:rPr>
+                <w:rFonts w:ascii="Lato" w:hAnsi="Lato"/>
+                <w:lang w:val="es-MX"/>
+              </w:rPr>
+            </w:pPr>
+            <w:r>
+              <w:rPr>
+                <w:rFonts w:ascii="Lato" w:hAnsi="Lato"/>
+                <w:lang w:val="es-MX"/>
+              </w:rPr>
+              <w:t>De nota de Obsidian a PDF formato revista.</w:t>
+            </w:r>
+          </w:p>
+        </w:tc>
+        <w:tc>
+          <w:tcPr>
+            <w:tcW w:w="1763" w:type="dxa"/>
+            <w:tcBorders/>
+            <w:vAlign w:val="center"/>
+          </w:tcPr>
+          <w:p>
+            <w:pPr>
+              <w:pStyle w:val="TableContents"/>
+              <w:bidi w:val="0"/>
+              <w:spacing w:before="0" w:after="283"/>
+              <w:jc w:val="both"/>
+              <w:rPr>
+                <w:rFonts w:ascii="Lato" w:hAnsi="Lato"/>
+                <w:lang w:val="es-MX"/>
+              </w:rPr>
+            </w:pPr>
+            <w:r>
+              <w:rPr>
+                <w:rFonts w:ascii="Lato" w:hAnsi="Lato"/>
+                <w:lang w:val="es-MX"/>
+              </w:rPr>
+              <w:t>Salida</w:t>
+            </w:r>
+          </w:p>
+        </w:tc>
+      </w:tr>
+      <w:tr>
+        <w:trPr/>
+        <w:tc>
+          <w:tcPr>
+            <w:tcW w:w="2483" w:type="dxa"/>
+            <w:tcBorders/>
+            <w:vAlign w:val="center"/>
+          </w:tcPr>
+          <w:p>
+            <w:pPr>
+              <w:pStyle w:val="TableContents"/>
+              <w:bidi w:val="0"/>
+              <w:spacing w:before="0" w:after="283"/>
+              <w:jc w:val="both"/>
+              <w:rPr>
+                <w:rFonts w:ascii="Lato" w:hAnsi="Lato"/>
+                <w:lang w:val="es-MX"/>
+              </w:rPr>
+            </w:pPr>
+            <w:r>
+              <w:rPr>
+                <w:rStyle w:val="Strong"/>
+                <w:rFonts w:ascii="Lato" w:hAnsi="Lato"/>
+                <w:lang w:val="es-MX"/>
+              </w:rPr>
+              <w:t>Análisis vivo</w:t>
+            </w:r>
+          </w:p>
+        </w:tc>
+        <w:tc>
+          <w:tcPr>
+            <w:tcW w:w="5726" w:type="dxa"/>
+            <w:tcBorders/>
+            <w:vAlign w:val="center"/>
+          </w:tcPr>
+          <w:p>
+            <w:pPr>
+              <w:pStyle w:val="TableContents"/>
+              <w:bidi w:val="0"/>
+              <w:spacing w:before="0" w:after="283"/>
+              <w:jc w:val="both"/>
+              <w:rPr>
+                <w:rFonts w:ascii="Lato" w:hAnsi="Lato"/>
+                <w:lang w:val="es-MX"/>
+              </w:rPr>
+            </w:pPr>
+            <w:r>
+              <w:rPr>
+                <w:rFonts w:ascii="Lato" w:hAnsi="Lato"/>
+                <w:lang w:val="es-MX"/>
+              </w:rPr>
+              <w:t>Ejecutar celda de Jupyter y anotar resultados como ficha.</w:t>
+            </w:r>
+          </w:p>
+        </w:tc>
+        <w:tc>
+          <w:tcPr>
+            <w:tcW w:w="1763" w:type="dxa"/>
+            <w:tcBorders/>
+            <w:vAlign w:val="center"/>
+          </w:tcPr>
+          <w:p>
+            <w:pPr>
+              <w:pStyle w:val="TableContents"/>
+              <w:bidi w:val="0"/>
+              <w:spacing w:before="0" w:after="283"/>
+              <w:jc w:val="both"/>
+              <w:rPr>
+                <w:rFonts w:ascii="Lato" w:hAnsi="Lato"/>
+                <w:lang w:val="es-MX"/>
+              </w:rPr>
+            </w:pPr>
+            <w:r>
+              <w:rPr>
+                <w:rFonts w:ascii="Lato" w:hAnsi="Lato"/>
+                <w:lang w:val="es-MX"/>
+              </w:rPr>
+              <w:t>Laboratorio</w:t>
+            </w:r>
+          </w:p>
+        </w:tc>
+      </w:tr>
+    </w:tbl>
+    <w:p>
+      <w:pPr>
+        <w:pStyle w:val="Heading2"/>
+        <w:bidi w:val="0"/>
+        <w:jc w:val="both"/>
+        <w:rPr>
+          <w:rFonts w:ascii="Lato" w:hAnsi="Lato"/>
+          <w:b w:val="false"/>
+          <w:bCs w:val="false"/>
+          <w:lang w:val="es-MX"/>
+        </w:rPr>
+      </w:pPr>
+      <w:r>
+        <w:rPr>
+          <w:rFonts w:ascii="Lato" w:hAnsi="Lato"/>
+          <w:b w:val="false"/>
+          <w:bCs w:val="false"/>
+          <w:lang w:val="es-MX"/>
+        </w:rPr>
+        <w:t>5. Consideraciones Técnicas e Indicadores de Éxito</w:t>
+      </w:r>
+    </w:p>
+    <w:p>
+      <w:pPr>
+        <w:pStyle w:val="BodyText"/>
+        <w:numPr>
+          <w:ilvl w:val="0"/>
+          <w:numId w:val="10"/>
+        </w:numPr>
+        <w:tabs>
+          <w:tab w:val="clear" w:pos="709"/>
+          <w:tab w:val="left" w:pos="709" w:leader="none"/>
+        </w:tabs>
+        <w:bidi w:val="0"/>
+        <w:ind w:hanging="283" w:start="709"/>
+        <w:jc w:val="both"/>
+        <w:rPr>
+          <w:rFonts w:ascii="Lato" w:hAnsi="Lato"/>
+          <w:lang w:val="es-MX"/>
+        </w:rPr>
+      </w:pPr>
+      <w:r>
+        <w:rPr>
+          <w:rStyle w:val="Strong"/>
+          <w:rFonts w:ascii="Lato" w:hAnsi="Lato"/>
+          <w:lang w:val="es-MX"/>
+        </w:rPr>
+        <w:t>Arquitectura</w:t>
+      </w:r>
+      <w:r>
+        <w:rPr>
+          <w:rFonts w:ascii="Lato" w:hAnsi="Lato"/>
+          <w:lang w:val="es-MX"/>
+        </w:rPr>
+        <w:t>: PWA con React/Vue y almacenamiento en IndexedDB.</w:t>
+      </w:r>
+    </w:p>
+    <w:p>
+      <w:pPr>
+        <w:pStyle w:val="BodyText"/>
+        <w:numPr>
+          <w:ilvl w:val="0"/>
+          <w:numId w:val="10"/>
+        </w:numPr>
+        <w:tabs>
+          <w:tab w:val="clear" w:pos="709"/>
+          <w:tab w:val="left" w:pos="709" w:leader="none"/>
+        </w:tabs>
+        <w:bidi w:val="0"/>
+        <w:ind w:hanging="283" w:start="709"/>
+        <w:jc w:val="both"/>
+        <w:rPr>
+          <w:rFonts w:ascii="Lato" w:hAnsi="Lato"/>
+          <w:lang w:val="es-MX"/>
+        </w:rPr>
+      </w:pPr>
+      <w:r>
+        <w:rPr>
+          <w:rStyle w:val="Strong"/>
+          <w:rFonts w:ascii="Lato" w:hAnsi="Lato"/>
+          <w:lang w:val="es-MX"/>
+        </w:rPr>
+        <w:t>Backend</w:t>
+      </w:r>
+      <w:r>
+        <w:rPr>
+          <w:rFonts w:ascii="Lato" w:hAnsi="Lato"/>
+          <w:lang w:val="es-MX"/>
+        </w:rPr>
+        <w:t>: Serverless (Firebase/Supabase) para funciones colaborativas.</w:t>
+      </w:r>
+    </w:p>
+    <w:p>
+      <w:pPr>
+        <w:pStyle w:val="BodyText"/>
+        <w:numPr>
+          <w:ilvl w:val="0"/>
+          <w:numId w:val="10"/>
+        </w:numPr>
+        <w:tabs>
+          <w:tab w:val="clear" w:pos="709"/>
+          <w:tab w:val="left" w:pos="709" w:leader="none"/>
+        </w:tabs>
+        <w:bidi w:val="0"/>
+        <w:ind w:hanging="283" w:start="709"/>
+        <w:jc w:val="both"/>
+        <w:rPr>
+          <w:rFonts w:ascii="Lato" w:hAnsi="Lato"/>
+          <w:lang w:val="es-MX"/>
+        </w:rPr>
+      </w:pPr>
+      <w:r>
+        <w:rPr>
+          <w:rStyle w:val="Strong"/>
+          <w:rFonts w:ascii="Lato" w:hAnsi="Lato"/>
+          <w:lang w:val="es-MX"/>
+        </w:rPr>
+        <w:t>Usabilidad</w:t>
+      </w:r>
+      <w:r>
+        <w:rPr>
+          <w:rFonts w:ascii="Lato" w:hAnsi="Lato"/>
+          <w:lang w:val="es-MX"/>
+        </w:rPr>
+        <w:t>: Un investigador debe poder integrar un PDF y crear notas vinculadas en menos de 5 minutos.</w:t>
+      </w:r>
+    </w:p>
+    <w:p>
+      <w:pPr>
+        <w:pStyle w:val="BodyText"/>
+        <w:numPr>
+          <w:ilvl w:val="0"/>
+          <w:numId w:val="10"/>
+        </w:numPr>
+        <w:tabs>
+          <w:tab w:val="clear" w:pos="709"/>
+          <w:tab w:val="left" w:pos="709" w:leader="none"/>
+        </w:tabs>
+        <w:bidi w:val="0"/>
+        <w:ind w:hanging="283" w:start="709"/>
+        <w:jc w:val="both"/>
+        <w:rPr>
+          <w:rFonts w:ascii="Lato" w:hAnsi="Lato"/>
+          <w:lang w:val="es-MX"/>
+        </w:rPr>
+      </w:pPr>
+      <w:r>
+        <w:rPr>
+          <w:rStyle w:val="Strong"/>
+          <w:rFonts w:ascii="Lato" w:hAnsi="Lato"/>
+          <w:lang w:val="es-MX"/>
+        </w:rPr>
+        <w:t>Interoperabilidad</w:t>
+      </w:r>
+      <w:r>
+        <w:rPr>
+          <w:rFonts w:ascii="Lato" w:hAnsi="Lato"/>
+          <w:lang w:val="es-MX"/>
+        </w:rPr>
+        <w:t>: Los archivos de Obsidian y Jupyter deben mantener su integridad tras la importación/exportación.</w:t>
+      </w:r>
+    </w:p>
+    <w:p>
+      <w:pPr>
+        <w:pStyle w:val="Normal"/>
+        <w:bidi w:val="0"/>
+        <w:jc w:val="both"/>
+        <w:rPr>
+          <w:rFonts w:ascii="Lato" w:hAnsi="Lato"/>
+          <w:b w:val="false"/>
+          <w:bCs w:val="false"/>
+          <w:i w:val="false"/>
+          <w:i w:val="false"/>
+          <w:iCs w:val="false"/>
+          <w:lang w:val="es-MX"/>
+        </w:rPr>
+      </w:pPr>
+      <w:r>
+        <w:rPr>
+          <w:rFonts w:ascii="Lato" w:hAnsi="Lato"/>
+          <w:b w:val="false"/>
+          <w:bCs w:val="false"/>
+          <w:i w:val="false"/>
+          <w:iCs w:val="false"/>
+          <w:lang w:val="es-MX"/>
+        </w:rPr>
       </w:r>
     </w:p>
     <w:sectPr>
@@ -376,6 +3280,1537 @@
     </w:sectPr>
   </w:body>
 </w:document>
+</file>
+
+<file path=word/numbering.xml><?xml version="1.0" encoding="utf-8"?>
+<w:numbering xmlns:w="http://schemas.openxmlformats.org/wordprocessingml/2006/main" xmlns:o="urn:schemas-microsoft-com:office:office" xmlns:r="http://schemas.openxmlformats.org/officeDocument/2006/relationships" xmlns:v="urn:schemas-microsoft-com:vml" xmlns:mc="http://schemas.openxmlformats.org/markup-compatibility/2006" xmlns:w14="http://schemas.microsoft.com/office/word/2010/wordml" mc:Ignorable="w14">
+  <w:abstractNum w:abstractNumId="1">
+    <w:lvl w:ilvl="0">
+      <w:start w:val="1"/>
+      <w:numFmt w:val="bullet"/>
+      <w:lvlText w:val=""/>
+      <w:lvlJc w:val="start"/>
+      <w:pPr>
+        <w:tabs>
+          <w:tab w:val="num" w:pos="709"/>
+        </w:tabs>
+        <w:ind w:start="709" w:hanging="283"/>
+      </w:pPr>
+      <w:rPr>
+        <w:rFonts w:ascii="Symbol" w:hAnsi="Symbol" w:cs="Symbol" w:hint="default"/>
+      </w:rPr>
+    </w:lvl>
+    <w:lvl w:ilvl="1">
+      <w:start w:val="1"/>
+      <w:numFmt w:val="bullet"/>
+      <w:lvlText w:val=""/>
+      <w:lvlJc w:val="start"/>
+      <w:pPr>
+        <w:tabs>
+          <w:tab w:val="num" w:pos="1418"/>
+        </w:tabs>
+        <w:ind w:start="1418" w:hanging="283"/>
+      </w:pPr>
+      <w:rPr>
+        <w:rFonts w:ascii="Symbol" w:hAnsi="Symbol" w:cs="Symbol" w:hint="default"/>
+      </w:rPr>
+    </w:lvl>
+    <w:lvl w:ilvl="2">
+      <w:start w:val="1"/>
+      <w:numFmt w:val="bullet"/>
+      <w:lvlText w:val=""/>
+      <w:lvlJc w:val="start"/>
+      <w:pPr>
+        <w:tabs>
+          <w:tab w:val="num" w:pos="2127"/>
+        </w:tabs>
+        <w:ind w:start="2127" w:hanging="283"/>
+      </w:pPr>
+      <w:rPr>
+        <w:rFonts w:ascii="Symbol" w:hAnsi="Symbol" w:cs="Symbol" w:hint="default"/>
+      </w:rPr>
+    </w:lvl>
+    <w:lvl w:ilvl="3">
+      <w:start w:val="1"/>
+      <w:numFmt w:val="bullet"/>
+      <w:lvlText w:val=""/>
+      <w:lvlJc w:val="start"/>
+      <w:pPr>
+        <w:tabs>
+          <w:tab w:val="num" w:pos="2836"/>
+        </w:tabs>
+        <w:ind w:start="2836" w:hanging="283"/>
+      </w:pPr>
+      <w:rPr>
+        <w:rFonts w:ascii="Symbol" w:hAnsi="Symbol" w:cs="Symbol" w:hint="default"/>
+      </w:rPr>
+    </w:lvl>
+    <w:lvl w:ilvl="4">
+      <w:start w:val="1"/>
+      <w:numFmt w:val="bullet"/>
+      <w:lvlText w:val=""/>
+      <w:lvlJc w:val="start"/>
+      <w:pPr>
+        <w:tabs>
+          <w:tab w:val="num" w:pos="3545"/>
+        </w:tabs>
+        <w:ind w:start="3545" w:hanging="283"/>
+      </w:pPr>
+      <w:rPr>
+        <w:rFonts w:ascii="Symbol" w:hAnsi="Symbol" w:cs="Symbol" w:hint="default"/>
+      </w:rPr>
+    </w:lvl>
+    <w:lvl w:ilvl="5">
+      <w:start w:val="1"/>
+      <w:numFmt w:val="bullet"/>
+      <w:lvlText w:val=""/>
+      <w:lvlJc w:val="start"/>
+      <w:pPr>
+        <w:tabs>
+          <w:tab w:val="num" w:pos="4254"/>
+        </w:tabs>
+        <w:ind w:start="4254" w:hanging="283"/>
+      </w:pPr>
+      <w:rPr>
+        <w:rFonts w:ascii="Symbol" w:hAnsi="Symbol" w:cs="Symbol" w:hint="default"/>
+      </w:rPr>
+    </w:lvl>
+    <w:lvl w:ilvl="6">
+      <w:start w:val="1"/>
+      <w:numFmt w:val="bullet"/>
+      <w:lvlText w:val=""/>
+      <w:lvlJc w:val="start"/>
+      <w:pPr>
+        <w:tabs>
+          <w:tab w:val="num" w:pos="4963"/>
+        </w:tabs>
+        <w:ind w:start="4963" w:hanging="283"/>
+      </w:pPr>
+      <w:rPr>
+        <w:rFonts w:ascii="Symbol" w:hAnsi="Symbol" w:cs="Symbol" w:hint="default"/>
+      </w:rPr>
+    </w:lvl>
+    <w:lvl w:ilvl="7">
+      <w:start w:val="1"/>
+      <w:numFmt w:val="bullet"/>
+      <w:lvlText w:val=""/>
+      <w:lvlJc w:val="start"/>
+      <w:pPr>
+        <w:tabs>
+          <w:tab w:val="num" w:pos="5672"/>
+        </w:tabs>
+        <w:ind w:start="5672" w:hanging="283"/>
+      </w:pPr>
+      <w:rPr>
+        <w:rFonts w:ascii="Symbol" w:hAnsi="Symbol" w:cs="Symbol" w:hint="default"/>
+      </w:rPr>
+    </w:lvl>
+    <w:lvl w:ilvl="8">
+      <w:start w:val="1"/>
+      <w:numFmt w:val="bullet"/>
+      <w:lvlText w:val=""/>
+      <w:lvlJc w:val="start"/>
+      <w:pPr>
+        <w:tabs>
+          <w:tab w:val="num" w:pos="6381"/>
+        </w:tabs>
+        <w:ind w:start="6381" w:hanging="283"/>
+      </w:pPr>
+      <w:rPr>
+        <w:rFonts w:ascii="Symbol" w:hAnsi="Symbol" w:cs="Symbol" w:hint="default"/>
+      </w:rPr>
+    </w:lvl>
+  </w:abstractNum>
+  <w:abstractNum w:abstractNumId="2">
+    <w:lvl w:ilvl="0">
+      <w:start w:val="1"/>
+      <w:numFmt w:val="bullet"/>
+      <w:lvlText w:val=""/>
+      <w:lvlJc w:val="start"/>
+      <w:pPr>
+        <w:tabs>
+          <w:tab w:val="num" w:pos="709"/>
+        </w:tabs>
+        <w:ind w:start="709" w:hanging="283"/>
+      </w:pPr>
+      <w:rPr>
+        <w:rFonts w:ascii="Symbol" w:hAnsi="Symbol" w:cs="Symbol" w:hint="default"/>
+      </w:rPr>
+    </w:lvl>
+    <w:lvl w:ilvl="1">
+      <w:start w:val="1"/>
+      <w:numFmt w:val="bullet"/>
+      <w:lvlText w:val=""/>
+      <w:lvlJc w:val="start"/>
+      <w:pPr>
+        <w:tabs>
+          <w:tab w:val="num" w:pos="1418"/>
+        </w:tabs>
+        <w:ind w:start="1418" w:hanging="283"/>
+      </w:pPr>
+      <w:rPr>
+        <w:rFonts w:ascii="Symbol" w:hAnsi="Symbol" w:cs="Symbol" w:hint="default"/>
+      </w:rPr>
+    </w:lvl>
+    <w:lvl w:ilvl="2">
+      <w:start w:val="1"/>
+      <w:numFmt w:val="bullet"/>
+      <w:lvlText w:val=""/>
+      <w:lvlJc w:val="start"/>
+      <w:pPr>
+        <w:tabs>
+          <w:tab w:val="num" w:pos="2127"/>
+        </w:tabs>
+        <w:ind w:start="2127" w:hanging="283"/>
+      </w:pPr>
+      <w:rPr>
+        <w:rFonts w:ascii="Symbol" w:hAnsi="Symbol" w:cs="Symbol" w:hint="default"/>
+      </w:rPr>
+    </w:lvl>
+    <w:lvl w:ilvl="3">
+      <w:start w:val="1"/>
+      <w:numFmt w:val="bullet"/>
+      <w:lvlText w:val=""/>
+      <w:lvlJc w:val="start"/>
+      <w:pPr>
+        <w:tabs>
+          <w:tab w:val="num" w:pos="2836"/>
+        </w:tabs>
+        <w:ind w:start="2836" w:hanging="283"/>
+      </w:pPr>
+      <w:rPr>
+        <w:rFonts w:ascii="Symbol" w:hAnsi="Symbol" w:cs="Symbol" w:hint="default"/>
+      </w:rPr>
+    </w:lvl>
+    <w:lvl w:ilvl="4">
+      <w:start w:val="1"/>
+      <w:numFmt w:val="bullet"/>
+      <w:lvlText w:val=""/>
+      <w:lvlJc w:val="start"/>
+      <w:pPr>
+        <w:tabs>
+          <w:tab w:val="num" w:pos="3545"/>
+        </w:tabs>
+        <w:ind w:start="3545" w:hanging="283"/>
+      </w:pPr>
+      <w:rPr>
+        <w:rFonts w:ascii="Symbol" w:hAnsi="Symbol" w:cs="Symbol" w:hint="default"/>
+      </w:rPr>
+    </w:lvl>
+    <w:lvl w:ilvl="5">
+      <w:start w:val="1"/>
+      <w:numFmt w:val="bullet"/>
+      <w:lvlText w:val=""/>
+      <w:lvlJc w:val="start"/>
+      <w:pPr>
+        <w:tabs>
+          <w:tab w:val="num" w:pos="4254"/>
+        </w:tabs>
+        <w:ind w:start="4254" w:hanging="283"/>
+      </w:pPr>
+      <w:rPr>
+        <w:rFonts w:ascii="Symbol" w:hAnsi="Symbol" w:cs="Symbol" w:hint="default"/>
+      </w:rPr>
+    </w:lvl>
+    <w:lvl w:ilvl="6">
+      <w:start w:val="1"/>
+      <w:numFmt w:val="bullet"/>
+      <w:lvlText w:val=""/>
+      <w:lvlJc w:val="start"/>
+      <w:pPr>
+        <w:tabs>
+          <w:tab w:val="num" w:pos="4963"/>
+        </w:tabs>
+        <w:ind w:start="4963" w:hanging="283"/>
+      </w:pPr>
+      <w:rPr>
+        <w:rFonts w:ascii="Symbol" w:hAnsi="Symbol" w:cs="Symbol" w:hint="default"/>
+      </w:rPr>
+    </w:lvl>
+    <w:lvl w:ilvl="7">
+      <w:start w:val="1"/>
+      <w:numFmt w:val="bullet"/>
+      <w:lvlText w:val=""/>
+      <w:lvlJc w:val="start"/>
+      <w:pPr>
+        <w:tabs>
+          <w:tab w:val="num" w:pos="5672"/>
+        </w:tabs>
+        <w:ind w:start="5672" w:hanging="283"/>
+      </w:pPr>
+      <w:rPr>
+        <w:rFonts w:ascii="Symbol" w:hAnsi="Symbol" w:cs="Symbol" w:hint="default"/>
+      </w:rPr>
+    </w:lvl>
+    <w:lvl w:ilvl="8">
+      <w:start w:val="1"/>
+      <w:numFmt w:val="bullet"/>
+      <w:lvlText w:val=""/>
+      <w:lvlJc w:val="start"/>
+      <w:pPr>
+        <w:tabs>
+          <w:tab w:val="num" w:pos="6381"/>
+        </w:tabs>
+        <w:ind w:start="6381" w:hanging="283"/>
+      </w:pPr>
+      <w:rPr>
+        <w:rFonts w:ascii="Symbol" w:hAnsi="Symbol" w:cs="Symbol" w:hint="default"/>
+      </w:rPr>
+    </w:lvl>
+  </w:abstractNum>
+  <w:abstractNum w:abstractNumId="3">
+    <w:lvl w:ilvl="0">
+      <w:start w:val="1"/>
+      <w:numFmt w:val="bullet"/>
+      <w:lvlText w:val=""/>
+      <w:lvlJc w:val="start"/>
+      <w:pPr>
+        <w:tabs>
+          <w:tab w:val="num" w:pos="709"/>
+        </w:tabs>
+        <w:ind w:start="709" w:hanging="283"/>
+      </w:pPr>
+      <w:rPr>
+        <w:rFonts w:ascii="Symbol" w:hAnsi="Symbol" w:cs="Symbol" w:hint="default"/>
+      </w:rPr>
+    </w:lvl>
+    <w:lvl w:ilvl="1">
+      <w:start w:val="1"/>
+      <w:numFmt w:val="bullet"/>
+      <w:lvlText w:val=""/>
+      <w:lvlJc w:val="start"/>
+      <w:pPr>
+        <w:tabs>
+          <w:tab w:val="num" w:pos="1418"/>
+        </w:tabs>
+        <w:ind w:start="1418" w:hanging="283"/>
+      </w:pPr>
+      <w:rPr>
+        <w:rFonts w:ascii="Symbol" w:hAnsi="Symbol" w:cs="Symbol" w:hint="default"/>
+      </w:rPr>
+    </w:lvl>
+    <w:lvl w:ilvl="2">
+      <w:start w:val="1"/>
+      <w:numFmt w:val="bullet"/>
+      <w:lvlText w:val=""/>
+      <w:lvlJc w:val="start"/>
+      <w:pPr>
+        <w:tabs>
+          <w:tab w:val="num" w:pos="2127"/>
+        </w:tabs>
+        <w:ind w:start="2127" w:hanging="283"/>
+      </w:pPr>
+      <w:rPr>
+        <w:rFonts w:ascii="Symbol" w:hAnsi="Symbol" w:cs="Symbol" w:hint="default"/>
+      </w:rPr>
+    </w:lvl>
+    <w:lvl w:ilvl="3">
+      <w:start w:val="1"/>
+      <w:numFmt w:val="bullet"/>
+      <w:lvlText w:val=""/>
+      <w:lvlJc w:val="start"/>
+      <w:pPr>
+        <w:tabs>
+          <w:tab w:val="num" w:pos="2836"/>
+        </w:tabs>
+        <w:ind w:start="2836" w:hanging="283"/>
+      </w:pPr>
+      <w:rPr>
+        <w:rFonts w:ascii="Symbol" w:hAnsi="Symbol" w:cs="Symbol" w:hint="default"/>
+      </w:rPr>
+    </w:lvl>
+    <w:lvl w:ilvl="4">
+      <w:start w:val="1"/>
+      <w:numFmt w:val="bullet"/>
+      <w:lvlText w:val=""/>
+      <w:lvlJc w:val="start"/>
+      <w:pPr>
+        <w:tabs>
+          <w:tab w:val="num" w:pos="3545"/>
+        </w:tabs>
+        <w:ind w:start="3545" w:hanging="283"/>
+      </w:pPr>
+      <w:rPr>
+        <w:rFonts w:ascii="Symbol" w:hAnsi="Symbol" w:cs="Symbol" w:hint="default"/>
+      </w:rPr>
+    </w:lvl>
+    <w:lvl w:ilvl="5">
+      <w:start w:val="1"/>
+      <w:numFmt w:val="bullet"/>
+      <w:lvlText w:val=""/>
+      <w:lvlJc w:val="start"/>
+      <w:pPr>
+        <w:tabs>
+          <w:tab w:val="num" w:pos="4254"/>
+        </w:tabs>
+        <w:ind w:start="4254" w:hanging="283"/>
+      </w:pPr>
+      <w:rPr>
+        <w:rFonts w:ascii="Symbol" w:hAnsi="Symbol" w:cs="Symbol" w:hint="default"/>
+      </w:rPr>
+    </w:lvl>
+    <w:lvl w:ilvl="6">
+      <w:start w:val="1"/>
+      <w:numFmt w:val="bullet"/>
+      <w:lvlText w:val=""/>
+      <w:lvlJc w:val="start"/>
+      <w:pPr>
+        <w:tabs>
+          <w:tab w:val="num" w:pos="4963"/>
+        </w:tabs>
+        <w:ind w:start="4963" w:hanging="283"/>
+      </w:pPr>
+      <w:rPr>
+        <w:rFonts w:ascii="Symbol" w:hAnsi="Symbol" w:cs="Symbol" w:hint="default"/>
+      </w:rPr>
+    </w:lvl>
+    <w:lvl w:ilvl="7">
+      <w:start w:val="1"/>
+      <w:numFmt w:val="bullet"/>
+      <w:lvlText w:val=""/>
+      <w:lvlJc w:val="start"/>
+      <w:pPr>
+        <w:tabs>
+          <w:tab w:val="num" w:pos="5672"/>
+        </w:tabs>
+        <w:ind w:start="5672" w:hanging="283"/>
+      </w:pPr>
+      <w:rPr>
+        <w:rFonts w:ascii="Symbol" w:hAnsi="Symbol" w:cs="Symbol" w:hint="default"/>
+      </w:rPr>
+    </w:lvl>
+    <w:lvl w:ilvl="8">
+      <w:start w:val="1"/>
+      <w:numFmt w:val="bullet"/>
+      <w:lvlText w:val=""/>
+      <w:lvlJc w:val="start"/>
+      <w:pPr>
+        <w:tabs>
+          <w:tab w:val="num" w:pos="6381"/>
+        </w:tabs>
+        <w:ind w:start="6381" w:hanging="283"/>
+      </w:pPr>
+      <w:rPr>
+        <w:rFonts w:ascii="Symbol" w:hAnsi="Symbol" w:cs="Symbol" w:hint="default"/>
+      </w:rPr>
+    </w:lvl>
+  </w:abstractNum>
+  <w:abstractNum w:abstractNumId="4">
+    <w:lvl w:ilvl="0">
+      <w:start w:val="1"/>
+      <w:numFmt w:val="bullet"/>
+      <w:lvlText w:val=""/>
+      <w:lvlJc w:val="start"/>
+      <w:pPr>
+        <w:tabs>
+          <w:tab w:val="num" w:pos="709"/>
+        </w:tabs>
+        <w:ind w:start="709" w:hanging="283"/>
+      </w:pPr>
+      <w:rPr>
+        <w:rFonts w:ascii="Symbol" w:hAnsi="Symbol" w:cs="Symbol" w:hint="default"/>
+      </w:rPr>
+    </w:lvl>
+    <w:lvl w:ilvl="1">
+      <w:start w:val="1"/>
+      <w:numFmt w:val="bullet"/>
+      <w:lvlText w:val=""/>
+      <w:lvlJc w:val="start"/>
+      <w:pPr>
+        <w:tabs>
+          <w:tab w:val="num" w:pos="1418"/>
+        </w:tabs>
+        <w:ind w:start="1418" w:hanging="283"/>
+      </w:pPr>
+      <w:rPr>
+        <w:rFonts w:ascii="Symbol" w:hAnsi="Symbol" w:cs="Symbol" w:hint="default"/>
+      </w:rPr>
+    </w:lvl>
+    <w:lvl w:ilvl="2">
+      <w:start w:val="1"/>
+      <w:numFmt w:val="bullet"/>
+      <w:lvlText w:val=""/>
+      <w:lvlJc w:val="start"/>
+      <w:pPr>
+        <w:tabs>
+          <w:tab w:val="num" w:pos="2127"/>
+        </w:tabs>
+        <w:ind w:start="2127" w:hanging="283"/>
+      </w:pPr>
+      <w:rPr>
+        <w:rFonts w:ascii="Symbol" w:hAnsi="Symbol" w:cs="Symbol" w:hint="default"/>
+      </w:rPr>
+    </w:lvl>
+    <w:lvl w:ilvl="3">
+      <w:start w:val="1"/>
+      <w:numFmt w:val="bullet"/>
+      <w:lvlText w:val=""/>
+      <w:lvlJc w:val="start"/>
+      <w:pPr>
+        <w:tabs>
+          <w:tab w:val="num" w:pos="2836"/>
+        </w:tabs>
+        <w:ind w:start="2836" w:hanging="283"/>
+      </w:pPr>
+      <w:rPr>
+        <w:rFonts w:ascii="Symbol" w:hAnsi="Symbol" w:cs="Symbol" w:hint="default"/>
+      </w:rPr>
+    </w:lvl>
+    <w:lvl w:ilvl="4">
+      <w:start w:val="1"/>
+      <w:numFmt w:val="bullet"/>
+      <w:lvlText w:val=""/>
+      <w:lvlJc w:val="start"/>
+      <w:pPr>
+        <w:tabs>
+          <w:tab w:val="num" w:pos="3545"/>
+        </w:tabs>
+        <w:ind w:start="3545" w:hanging="283"/>
+      </w:pPr>
+      <w:rPr>
+        <w:rFonts w:ascii="Symbol" w:hAnsi="Symbol" w:cs="Symbol" w:hint="default"/>
+      </w:rPr>
+    </w:lvl>
+    <w:lvl w:ilvl="5">
+      <w:start w:val="1"/>
+      <w:numFmt w:val="bullet"/>
+      <w:lvlText w:val=""/>
+      <w:lvlJc w:val="start"/>
+      <w:pPr>
+        <w:tabs>
+          <w:tab w:val="num" w:pos="4254"/>
+        </w:tabs>
+        <w:ind w:start="4254" w:hanging="283"/>
+      </w:pPr>
+      <w:rPr>
+        <w:rFonts w:ascii="Symbol" w:hAnsi="Symbol" w:cs="Symbol" w:hint="default"/>
+      </w:rPr>
+    </w:lvl>
+    <w:lvl w:ilvl="6">
+      <w:start w:val="1"/>
+      <w:numFmt w:val="bullet"/>
+      <w:lvlText w:val=""/>
+      <w:lvlJc w:val="start"/>
+      <w:pPr>
+        <w:tabs>
+          <w:tab w:val="num" w:pos="4963"/>
+        </w:tabs>
+        <w:ind w:start="4963" w:hanging="283"/>
+      </w:pPr>
+      <w:rPr>
+        <w:rFonts w:ascii="Symbol" w:hAnsi="Symbol" w:cs="Symbol" w:hint="default"/>
+      </w:rPr>
+    </w:lvl>
+    <w:lvl w:ilvl="7">
+      <w:start w:val="1"/>
+      <w:numFmt w:val="bullet"/>
+      <w:lvlText w:val=""/>
+      <w:lvlJc w:val="start"/>
+      <w:pPr>
+        <w:tabs>
+          <w:tab w:val="num" w:pos="5672"/>
+        </w:tabs>
+        <w:ind w:start="5672" w:hanging="283"/>
+      </w:pPr>
+      <w:rPr>
+        <w:rFonts w:ascii="Symbol" w:hAnsi="Symbol" w:cs="Symbol" w:hint="default"/>
+      </w:rPr>
+    </w:lvl>
+    <w:lvl w:ilvl="8">
+      <w:start w:val="1"/>
+      <w:numFmt w:val="bullet"/>
+      <w:lvlText w:val=""/>
+      <w:lvlJc w:val="start"/>
+      <w:pPr>
+        <w:tabs>
+          <w:tab w:val="num" w:pos="6381"/>
+        </w:tabs>
+        <w:ind w:start="6381" w:hanging="283"/>
+      </w:pPr>
+      <w:rPr>
+        <w:rFonts w:ascii="Symbol" w:hAnsi="Symbol" w:cs="Symbol" w:hint="default"/>
+      </w:rPr>
+    </w:lvl>
+  </w:abstractNum>
+  <w:abstractNum w:abstractNumId="5">
+    <w:lvl w:ilvl="0">
+      <w:start w:val="1"/>
+      <w:numFmt w:val="bullet"/>
+      <w:lvlText w:val=""/>
+      <w:lvlJc w:val="start"/>
+      <w:pPr>
+        <w:tabs>
+          <w:tab w:val="num" w:pos="709"/>
+        </w:tabs>
+        <w:ind w:start="709" w:hanging="283"/>
+      </w:pPr>
+      <w:rPr>
+        <w:rFonts w:ascii="Symbol" w:hAnsi="Symbol" w:cs="Symbol" w:hint="default"/>
+      </w:rPr>
+    </w:lvl>
+    <w:lvl w:ilvl="1">
+      <w:start w:val="1"/>
+      <w:numFmt w:val="bullet"/>
+      <w:lvlText w:val=""/>
+      <w:lvlJc w:val="start"/>
+      <w:pPr>
+        <w:tabs>
+          <w:tab w:val="num" w:pos="1418"/>
+        </w:tabs>
+        <w:ind w:start="1418" w:hanging="283"/>
+      </w:pPr>
+      <w:rPr>
+        <w:rFonts w:ascii="Symbol" w:hAnsi="Symbol" w:cs="Symbol" w:hint="default"/>
+      </w:rPr>
+    </w:lvl>
+    <w:lvl w:ilvl="2">
+      <w:start w:val="1"/>
+      <w:numFmt w:val="bullet"/>
+      <w:lvlText w:val=""/>
+      <w:lvlJc w:val="start"/>
+      <w:pPr>
+        <w:tabs>
+          <w:tab w:val="num" w:pos="2127"/>
+        </w:tabs>
+        <w:ind w:start="2127" w:hanging="283"/>
+      </w:pPr>
+      <w:rPr>
+        <w:rFonts w:ascii="Symbol" w:hAnsi="Symbol" w:cs="Symbol" w:hint="default"/>
+      </w:rPr>
+    </w:lvl>
+    <w:lvl w:ilvl="3">
+      <w:start w:val="1"/>
+      <w:numFmt w:val="bullet"/>
+      <w:lvlText w:val=""/>
+      <w:lvlJc w:val="start"/>
+      <w:pPr>
+        <w:tabs>
+          <w:tab w:val="num" w:pos="2836"/>
+        </w:tabs>
+        <w:ind w:start="2836" w:hanging="283"/>
+      </w:pPr>
+      <w:rPr>
+        <w:rFonts w:ascii="Symbol" w:hAnsi="Symbol" w:cs="Symbol" w:hint="default"/>
+      </w:rPr>
+    </w:lvl>
+    <w:lvl w:ilvl="4">
+      <w:start w:val="1"/>
+      <w:numFmt w:val="bullet"/>
+      <w:lvlText w:val=""/>
+      <w:lvlJc w:val="start"/>
+      <w:pPr>
+        <w:tabs>
+          <w:tab w:val="num" w:pos="3545"/>
+        </w:tabs>
+        <w:ind w:start="3545" w:hanging="283"/>
+      </w:pPr>
+      <w:rPr>
+        <w:rFonts w:ascii="Symbol" w:hAnsi="Symbol" w:cs="Symbol" w:hint="default"/>
+      </w:rPr>
+    </w:lvl>
+    <w:lvl w:ilvl="5">
+      <w:start w:val="1"/>
+      <w:numFmt w:val="bullet"/>
+      <w:lvlText w:val=""/>
+      <w:lvlJc w:val="start"/>
+      <w:pPr>
+        <w:tabs>
+          <w:tab w:val="num" w:pos="4254"/>
+        </w:tabs>
+        <w:ind w:start="4254" w:hanging="283"/>
+      </w:pPr>
+      <w:rPr>
+        <w:rFonts w:ascii="Symbol" w:hAnsi="Symbol" w:cs="Symbol" w:hint="default"/>
+      </w:rPr>
+    </w:lvl>
+    <w:lvl w:ilvl="6">
+      <w:start w:val="1"/>
+      <w:numFmt w:val="bullet"/>
+      <w:lvlText w:val=""/>
+      <w:lvlJc w:val="start"/>
+      <w:pPr>
+        <w:tabs>
+          <w:tab w:val="num" w:pos="4963"/>
+        </w:tabs>
+        <w:ind w:start="4963" w:hanging="283"/>
+      </w:pPr>
+      <w:rPr>
+        <w:rFonts w:ascii="Symbol" w:hAnsi="Symbol" w:cs="Symbol" w:hint="default"/>
+      </w:rPr>
+    </w:lvl>
+    <w:lvl w:ilvl="7">
+      <w:start w:val="1"/>
+      <w:numFmt w:val="bullet"/>
+      <w:lvlText w:val=""/>
+      <w:lvlJc w:val="start"/>
+      <w:pPr>
+        <w:tabs>
+          <w:tab w:val="num" w:pos="5672"/>
+        </w:tabs>
+        <w:ind w:start="5672" w:hanging="283"/>
+      </w:pPr>
+      <w:rPr>
+        <w:rFonts w:ascii="Symbol" w:hAnsi="Symbol" w:cs="Symbol" w:hint="default"/>
+      </w:rPr>
+    </w:lvl>
+    <w:lvl w:ilvl="8">
+      <w:start w:val="1"/>
+      <w:numFmt w:val="bullet"/>
+      <w:lvlText w:val=""/>
+      <w:lvlJc w:val="start"/>
+      <w:pPr>
+        <w:tabs>
+          <w:tab w:val="num" w:pos="6381"/>
+        </w:tabs>
+        <w:ind w:start="6381" w:hanging="283"/>
+      </w:pPr>
+      <w:rPr>
+        <w:rFonts w:ascii="Symbol" w:hAnsi="Symbol" w:cs="Symbol" w:hint="default"/>
+      </w:rPr>
+    </w:lvl>
+  </w:abstractNum>
+  <w:abstractNum w:abstractNumId="6">
+    <w:lvl w:ilvl="0">
+      <w:start w:val="1"/>
+      <w:numFmt w:val="bullet"/>
+      <w:lvlText w:val=""/>
+      <w:lvlJc w:val="start"/>
+      <w:pPr>
+        <w:tabs>
+          <w:tab w:val="num" w:pos="709"/>
+        </w:tabs>
+        <w:ind w:start="709" w:hanging="283"/>
+      </w:pPr>
+      <w:rPr>
+        <w:rFonts w:ascii="Symbol" w:hAnsi="Symbol" w:cs="Symbol" w:hint="default"/>
+      </w:rPr>
+    </w:lvl>
+    <w:lvl w:ilvl="1">
+      <w:start w:val="1"/>
+      <w:numFmt w:val="bullet"/>
+      <w:lvlText w:val=""/>
+      <w:lvlJc w:val="start"/>
+      <w:pPr>
+        <w:tabs>
+          <w:tab w:val="num" w:pos="1418"/>
+        </w:tabs>
+        <w:ind w:start="1418" w:hanging="283"/>
+      </w:pPr>
+      <w:rPr>
+        <w:rFonts w:ascii="Symbol" w:hAnsi="Symbol" w:cs="Symbol" w:hint="default"/>
+      </w:rPr>
+    </w:lvl>
+    <w:lvl w:ilvl="2">
+      <w:start w:val="1"/>
+      <w:numFmt w:val="bullet"/>
+      <w:lvlText w:val=""/>
+      <w:lvlJc w:val="start"/>
+      <w:pPr>
+        <w:tabs>
+          <w:tab w:val="num" w:pos="2127"/>
+        </w:tabs>
+        <w:ind w:start="2127" w:hanging="283"/>
+      </w:pPr>
+      <w:rPr>
+        <w:rFonts w:ascii="Symbol" w:hAnsi="Symbol" w:cs="Symbol" w:hint="default"/>
+      </w:rPr>
+    </w:lvl>
+    <w:lvl w:ilvl="3">
+      <w:start w:val="1"/>
+      <w:numFmt w:val="bullet"/>
+      <w:lvlText w:val=""/>
+      <w:lvlJc w:val="start"/>
+      <w:pPr>
+        <w:tabs>
+          <w:tab w:val="num" w:pos="2836"/>
+        </w:tabs>
+        <w:ind w:start="2836" w:hanging="283"/>
+      </w:pPr>
+      <w:rPr>
+        <w:rFonts w:ascii="Symbol" w:hAnsi="Symbol" w:cs="Symbol" w:hint="default"/>
+      </w:rPr>
+    </w:lvl>
+    <w:lvl w:ilvl="4">
+      <w:start w:val="1"/>
+      <w:numFmt w:val="bullet"/>
+      <w:lvlText w:val=""/>
+      <w:lvlJc w:val="start"/>
+      <w:pPr>
+        <w:tabs>
+          <w:tab w:val="num" w:pos="3545"/>
+        </w:tabs>
+        <w:ind w:start="3545" w:hanging="283"/>
+      </w:pPr>
+      <w:rPr>
+        <w:rFonts w:ascii="Symbol" w:hAnsi="Symbol" w:cs="Symbol" w:hint="default"/>
+      </w:rPr>
+    </w:lvl>
+    <w:lvl w:ilvl="5">
+      <w:start w:val="1"/>
+      <w:numFmt w:val="bullet"/>
+      <w:lvlText w:val=""/>
+      <w:lvlJc w:val="start"/>
+      <w:pPr>
+        <w:tabs>
+          <w:tab w:val="num" w:pos="4254"/>
+        </w:tabs>
+        <w:ind w:start="4254" w:hanging="283"/>
+      </w:pPr>
+      <w:rPr>
+        <w:rFonts w:ascii="Symbol" w:hAnsi="Symbol" w:cs="Symbol" w:hint="default"/>
+      </w:rPr>
+    </w:lvl>
+    <w:lvl w:ilvl="6">
+      <w:start w:val="1"/>
+      <w:numFmt w:val="bullet"/>
+      <w:lvlText w:val=""/>
+      <w:lvlJc w:val="start"/>
+      <w:pPr>
+        <w:tabs>
+          <w:tab w:val="num" w:pos="4963"/>
+        </w:tabs>
+        <w:ind w:start="4963" w:hanging="283"/>
+      </w:pPr>
+      <w:rPr>
+        <w:rFonts w:ascii="Symbol" w:hAnsi="Symbol" w:cs="Symbol" w:hint="default"/>
+      </w:rPr>
+    </w:lvl>
+    <w:lvl w:ilvl="7">
+      <w:start w:val="1"/>
+      <w:numFmt w:val="bullet"/>
+      <w:lvlText w:val=""/>
+      <w:lvlJc w:val="start"/>
+      <w:pPr>
+        <w:tabs>
+          <w:tab w:val="num" w:pos="5672"/>
+        </w:tabs>
+        <w:ind w:start="5672" w:hanging="283"/>
+      </w:pPr>
+      <w:rPr>
+        <w:rFonts w:ascii="Symbol" w:hAnsi="Symbol" w:cs="Symbol" w:hint="default"/>
+      </w:rPr>
+    </w:lvl>
+    <w:lvl w:ilvl="8">
+      <w:start w:val="1"/>
+      <w:numFmt w:val="bullet"/>
+      <w:lvlText w:val=""/>
+      <w:lvlJc w:val="start"/>
+      <w:pPr>
+        <w:tabs>
+          <w:tab w:val="num" w:pos="6381"/>
+        </w:tabs>
+        <w:ind w:start="6381" w:hanging="283"/>
+      </w:pPr>
+      <w:rPr>
+        <w:rFonts w:ascii="Symbol" w:hAnsi="Symbol" w:cs="Symbol" w:hint="default"/>
+      </w:rPr>
+    </w:lvl>
+  </w:abstractNum>
+  <w:abstractNum w:abstractNumId="7">
+    <w:lvl w:ilvl="0">
+      <w:start w:val="1"/>
+      <w:numFmt w:val="bullet"/>
+      <w:lvlText w:val=""/>
+      <w:lvlJc w:val="start"/>
+      <w:pPr>
+        <w:tabs>
+          <w:tab w:val="num" w:pos="709"/>
+        </w:tabs>
+        <w:ind w:start="709" w:hanging="283"/>
+      </w:pPr>
+      <w:rPr>
+        <w:rFonts w:ascii="Symbol" w:hAnsi="Symbol" w:cs="Symbol" w:hint="default"/>
+      </w:rPr>
+    </w:lvl>
+    <w:lvl w:ilvl="1">
+      <w:start w:val="1"/>
+      <w:numFmt w:val="bullet"/>
+      <w:lvlText w:val=""/>
+      <w:lvlJc w:val="start"/>
+      <w:pPr>
+        <w:tabs>
+          <w:tab w:val="num" w:pos="1418"/>
+        </w:tabs>
+        <w:ind w:start="1418" w:hanging="283"/>
+      </w:pPr>
+      <w:rPr>
+        <w:rFonts w:ascii="Symbol" w:hAnsi="Symbol" w:cs="Symbol" w:hint="default"/>
+      </w:rPr>
+    </w:lvl>
+    <w:lvl w:ilvl="2">
+      <w:start w:val="1"/>
+      <w:numFmt w:val="bullet"/>
+      <w:lvlText w:val=""/>
+      <w:lvlJc w:val="start"/>
+      <w:pPr>
+        <w:tabs>
+          <w:tab w:val="num" w:pos="2127"/>
+        </w:tabs>
+        <w:ind w:start="2127" w:hanging="283"/>
+      </w:pPr>
+      <w:rPr>
+        <w:rFonts w:ascii="Symbol" w:hAnsi="Symbol" w:cs="Symbol" w:hint="default"/>
+      </w:rPr>
+    </w:lvl>
+    <w:lvl w:ilvl="3">
+      <w:start w:val="1"/>
+      <w:numFmt w:val="bullet"/>
+      <w:lvlText w:val=""/>
+      <w:lvlJc w:val="start"/>
+      <w:pPr>
+        <w:tabs>
+          <w:tab w:val="num" w:pos="2836"/>
+        </w:tabs>
+        <w:ind w:start="2836" w:hanging="283"/>
+      </w:pPr>
+      <w:rPr>
+        <w:rFonts w:ascii="Symbol" w:hAnsi="Symbol" w:cs="Symbol" w:hint="default"/>
+      </w:rPr>
+    </w:lvl>
+    <w:lvl w:ilvl="4">
+      <w:start w:val="1"/>
+      <w:numFmt w:val="bullet"/>
+      <w:lvlText w:val=""/>
+      <w:lvlJc w:val="start"/>
+      <w:pPr>
+        <w:tabs>
+          <w:tab w:val="num" w:pos="3545"/>
+        </w:tabs>
+        <w:ind w:start="3545" w:hanging="283"/>
+      </w:pPr>
+      <w:rPr>
+        <w:rFonts w:ascii="Symbol" w:hAnsi="Symbol" w:cs="Symbol" w:hint="default"/>
+      </w:rPr>
+    </w:lvl>
+    <w:lvl w:ilvl="5">
+      <w:start w:val="1"/>
+      <w:numFmt w:val="bullet"/>
+      <w:lvlText w:val=""/>
+      <w:lvlJc w:val="start"/>
+      <w:pPr>
+        <w:tabs>
+          <w:tab w:val="num" w:pos="4254"/>
+        </w:tabs>
+        <w:ind w:start="4254" w:hanging="283"/>
+      </w:pPr>
+      <w:rPr>
+        <w:rFonts w:ascii="Symbol" w:hAnsi="Symbol" w:cs="Symbol" w:hint="default"/>
+      </w:rPr>
+    </w:lvl>
+    <w:lvl w:ilvl="6">
+      <w:start w:val="1"/>
+      <w:numFmt w:val="bullet"/>
+      <w:lvlText w:val=""/>
+      <w:lvlJc w:val="start"/>
+      <w:pPr>
+        <w:tabs>
+          <w:tab w:val="num" w:pos="4963"/>
+        </w:tabs>
+        <w:ind w:start="4963" w:hanging="283"/>
+      </w:pPr>
+      <w:rPr>
+        <w:rFonts w:ascii="Symbol" w:hAnsi="Symbol" w:cs="Symbol" w:hint="default"/>
+      </w:rPr>
+    </w:lvl>
+    <w:lvl w:ilvl="7">
+      <w:start w:val="1"/>
+      <w:numFmt w:val="bullet"/>
+      <w:lvlText w:val=""/>
+      <w:lvlJc w:val="start"/>
+      <w:pPr>
+        <w:tabs>
+          <w:tab w:val="num" w:pos="5672"/>
+        </w:tabs>
+        <w:ind w:start="5672" w:hanging="283"/>
+      </w:pPr>
+      <w:rPr>
+        <w:rFonts w:ascii="Symbol" w:hAnsi="Symbol" w:cs="Symbol" w:hint="default"/>
+      </w:rPr>
+    </w:lvl>
+    <w:lvl w:ilvl="8">
+      <w:start w:val="1"/>
+      <w:numFmt w:val="bullet"/>
+      <w:lvlText w:val=""/>
+      <w:lvlJc w:val="start"/>
+      <w:pPr>
+        <w:tabs>
+          <w:tab w:val="num" w:pos="6381"/>
+        </w:tabs>
+        <w:ind w:start="6381" w:hanging="283"/>
+      </w:pPr>
+      <w:rPr>
+        <w:rFonts w:ascii="Symbol" w:hAnsi="Symbol" w:cs="Symbol" w:hint="default"/>
+      </w:rPr>
+    </w:lvl>
+  </w:abstractNum>
+  <w:abstractNum w:abstractNumId="8">
+    <w:lvl w:ilvl="0">
+      <w:start w:val="1"/>
+      <w:numFmt w:val="bullet"/>
+      <w:lvlText w:val=""/>
+      <w:lvlJc w:val="start"/>
+      <w:pPr>
+        <w:tabs>
+          <w:tab w:val="num" w:pos="709"/>
+        </w:tabs>
+        <w:ind w:start="709" w:hanging="283"/>
+      </w:pPr>
+      <w:rPr>
+        <w:rFonts w:ascii="Symbol" w:hAnsi="Symbol" w:cs="Symbol" w:hint="default"/>
+      </w:rPr>
+    </w:lvl>
+    <w:lvl w:ilvl="1">
+      <w:start w:val="1"/>
+      <w:numFmt w:val="bullet"/>
+      <w:lvlText w:val=""/>
+      <w:lvlJc w:val="start"/>
+      <w:pPr>
+        <w:tabs>
+          <w:tab w:val="num" w:pos="1418"/>
+        </w:tabs>
+        <w:ind w:start="1418" w:hanging="283"/>
+      </w:pPr>
+      <w:rPr>
+        <w:rFonts w:ascii="Symbol" w:hAnsi="Symbol" w:cs="Symbol" w:hint="default"/>
+      </w:rPr>
+    </w:lvl>
+    <w:lvl w:ilvl="2">
+      <w:start w:val="1"/>
+      <w:numFmt w:val="bullet"/>
+      <w:lvlText w:val=""/>
+      <w:lvlJc w:val="start"/>
+      <w:pPr>
+        <w:tabs>
+          <w:tab w:val="num" w:pos="2127"/>
+        </w:tabs>
+        <w:ind w:start="2127" w:hanging="283"/>
+      </w:pPr>
+      <w:rPr>
+        <w:rFonts w:ascii="Symbol" w:hAnsi="Symbol" w:cs="Symbol" w:hint="default"/>
+      </w:rPr>
+    </w:lvl>
+    <w:lvl w:ilvl="3">
+      <w:start w:val="1"/>
+      <w:numFmt w:val="bullet"/>
+      <w:lvlText w:val=""/>
+      <w:lvlJc w:val="start"/>
+      <w:pPr>
+        <w:tabs>
+          <w:tab w:val="num" w:pos="2836"/>
+        </w:tabs>
+        <w:ind w:start="2836" w:hanging="283"/>
+      </w:pPr>
+      <w:rPr>
+        <w:rFonts w:ascii="Symbol" w:hAnsi="Symbol" w:cs="Symbol" w:hint="default"/>
+      </w:rPr>
+    </w:lvl>
+    <w:lvl w:ilvl="4">
+      <w:start w:val="1"/>
+      <w:numFmt w:val="bullet"/>
+      <w:lvlText w:val=""/>
+      <w:lvlJc w:val="start"/>
+      <w:pPr>
+        <w:tabs>
+          <w:tab w:val="num" w:pos="3545"/>
+        </w:tabs>
+        <w:ind w:start="3545" w:hanging="283"/>
+      </w:pPr>
+      <w:rPr>
+        <w:rFonts w:ascii="Symbol" w:hAnsi="Symbol" w:cs="Symbol" w:hint="default"/>
+      </w:rPr>
+    </w:lvl>
+    <w:lvl w:ilvl="5">
+      <w:start w:val="1"/>
+      <w:numFmt w:val="bullet"/>
+      <w:lvlText w:val=""/>
+      <w:lvlJc w:val="start"/>
+      <w:pPr>
+        <w:tabs>
+          <w:tab w:val="num" w:pos="4254"/>
+        </w:tabs>
+        <w:ind w:start="4254" w:hanging="283"/>
+      </w:pPr>
+      <w:rPr>
+        <w:rFonts w:ascii="Symbol" w:hAnsi="Symbol" w:cs="Symbol" w:hint="default"/>
+      </w:rPr>
+    </w:lvl>
+    <w:lvl w:ilvl="6">
+      <w:start w:val="1"/>
+      <w:numFmt w:val="bullet"/>
+      <w:lvlText w:val=""/>
+      <w:lvlJc w:val="start"/>
+      <w:pPr>
+        <w:tabs>
+          <w:tab w:val="num" w:pos="4963"/>
+        </w:tabs>
+        <w:ind w:start="4963" w:hanging="283"/>
+      </w:pPr>
+      <w:rPr>
+        <w:rFonts w:ascii="Symbol" w:hAnsi="Symbol" w:cs="Symbol" w:hint="default"/>
+      </w:rPr>
+    </w:lvl>
+    <w:lvl w:ilvl="7">
+      <w:start w:val="1"/>
+      <w:numFmt w:val="bullet"/>
+      <w:lvlText w:val=""/>
+      <w:lvlJc w:val="start"/>
+      <w:pPr>
+        <w:tabs>
+          <w:tab w:val="num" w:pos="5672"/>
+        </w:tabs>
+        <w:ind w:start="5672" w:hanging="283"/>
+      </w:pPr>
+      <w:rPr>
+        <w:rFonts w:ascii="Symbol" w:hAnsi="Symbol" w:cs="Symbol" w:hint="default"/>
+      </w:rPr>
+    </w:lvl>
+    <w:lvl w:ilvl="8">
+      <w:start w:val="1"/>
+      <w:numFmt w:val="bullet"/>
+      <w:lvlText w:val=""/>
+      <w:lvlJc w:val="start"/>
+      <w:pPr>
+        <w:tabs>
+          <w:tab w:val="num" w:pos="6381"/>
+        </w:tabs>
+        <w:ind w:start="6381" w:hanging="283"/>
+      </w:pPr>
+      <w:rPr>
+        <w:rFonts w:ascii="Symbol" w:hAnsi="Symbol" w:cs="Symbol" w:hint="default"/>
+      </w:rPr>
+    </w:lvl>
+  </w:abstractNum>
+  <w:abstractNum w:abstractNumId="9">
+    <w:lvl w:ilvl="0">
+      <w:start w:val="1"/>
+      <w:numFmt w:val="bullet"/>
+      <w:lvlText w:val=""/>
+      <w:lvlJc w:val="start"/>
+      <w:pPr>
+        <w:tabs>
+          <w:tab w:val="num" w:pos="709"/>
+        </w:tabs>
+        <w:ind w:start="709" w:hanging="283"/>
+      </w:pPr>
+      <w:rPr>
+        <w:rFonts w:ascii="Symbol" w:hAnsi="Symbol" w:cs="Symbol" w:hint="default"/>
+      </w:rPr>
+    </w:lvl>
+    <w:lvl w:ilvl="1">
+      <w:start w:val="1"/>
+      <w:numFmt w:val="bullet"/>
+      <w:lvlText w:val=""/>
+      <w:lvlJc w:val="start"/>
+      <w:pPr>
+        <w:tabs>
+          <w:tab w:val="num" w:pos="1418"/>
+        </w:tabs>
+        <w:ind w:start="1418" w:hanging="283"/>
+      </w:pPr>
+      <w:rPr>
+        <w:rFonts w:ascii="Symbol" w:hAnsi="Symbol" w:cs="Symbol" w:hint="default"/>
+      </w:rPr>
+    </w:lvl>
+    <w:lvl w:ilvl="2">
+      <w:start w:val="1"/>
+      <w:numFmt w:val="bullet"/>
+      <w:lvlText w:val=""/>
+      <w:lvlJc w:val="start"/>
+      <w:pPr>
+        <w:tabs>
+          <w:tab w:val="num" w:pos="2127"/>
+        </w:tabs>
+        <w:ind w:start="2127" w:hanging="283"/>
+      </w:pPr>
+      <w:rPr>
+        <w:rFonts w:ascii="Symbol" w:hAnsi="Symbol" w:cs="Symbol" w:hint="default"/>
+      </w:rPr>
+    </w:lvl>
+    <w:lvl w:ilvl="3">
+      <w:start w:val="1"/>
+      <w:numFmt w:val="bullet"/>
+      <w:lvlText w:val=""/>
+      <w:lvlJc w:val="start"/>
+      <w:pPr>
+        <w:tabs>
+          <w:tab w:val="num" w:pos="2836"/>
+        </w:tabs>
+        <w:ind w:start="2836" w:hanging="283"/>
+      </w:pPr>
+      <w:rPr>
+        <w:rFonts w:ascii="Symbol" w:hAnsi="Symbol" w:cs="Symbol" w:hint="default"/>
+      </w:rPr>
+    </w:lvl>
+    <w:lvl w:ilvl="4">
+      <w:start w:val="1"/>
+      <w:numFmt w:val="bullet"/>
+      <w:lvlText w:val=""/>
+      <w:lvlJc w:val="start"/>
+      <w:pPr>
+        <w:tabs>
+          <w:tab w:val="num" w:pos="3545"/>
+        </w:tabs>
+        <w:ind w:start="3545" w:hanging="283"/>
+      </w:pPr>
+      <w:rPr>
+        <w:rFonts w:ascii="Symbol" w:hAnsi="Symbol" w:cs="Symbol" w:hint="default"/>
+      </w:rPr>
+    </w:lvl>
+    <w:lvl w:ilvl="5">
+      <w:start w:val="1"/>
+      <w:numFmt w:val="bullet"/>
+      <w:lvlText w:val=""/>
+      <w:lvlJc w:val="start"/>
+      <w:pPr>
+        <w:tabs>
+          <w:tab w:val="num" w:pos="4254"/>
+        </w:tabs>
+        <w:ind w:start="4254" w:hanging="283"/>
+      </w:pPr>
+      <w:rPr>
+        <w:rFonts w:ascii="Symbol" w:hAnsi="Symbol" w:cs="Symbol" w:hint="default"/>
+      </w:rPr>
+    </w:lvl>
+    <w:lvl w:ilvl="6">
+      <w:start w:val="1"/>
+      <w:numFmt w:val="bullet"/>
+      <w:lvlText w:val=""/>
+      <w:lvlJc w:val="start"/>
+      <w:pPr>
+        <w:tabs>
+          <w:tab w:val="num" w:pos="4963"/>
+        </w:tabs>
+        <w:ind w:start="4963" w:hanging="283"/>
+      </w:pPr>
+      <w:rPr>
+        <w:rFonts w:ascii="Symbol" w:hAnsi="Symbol" w:cs="Symbol" w:hint="default"/>
+      </w:rPr>
+    </w:lvl>
+    <w:lvl w:ilvl="7">
+      <w:start w:val="1"/>
+      <w:numFmt w:val="bullet"/>
+      <w:lvlText w:val=""/>
+      <w:lvlJc w:val="start"/>
+      <w:pPr>
+        <w:tabs>
+          <w:tab w:val="num" w:pos="5672"/>
+        </w:tabs>
+        <w:ind w:start="5672" w:hanging="283"/>
+      </w:pPr>
+      <w:rPr>
+        <w:rFonts w:ascii="Symbol" w:hAnsi="Symbol" w:cs="Symbol" w:hint="default"/>
+      </w:rPr>
+    </w:lvl>
+    <w:lvl w:ilvl="8">
+      <w:start w:val="1"/>
+      <w:numFmt w:val="bullet"/>
+      <w:lvlText w:val=""/>
+      <w:lvlJc w:val="start"/>
+      <w:pPr>
+        <w:tabs>
+          <w:tab w:val="num" w:pos="6381"/>
+        </w:tabs>
+        <w:ind w:start="6381" w:hanging="283"/>
+      </w:pPr>
+      <w:rPr>
+        <w:rFonts w:ascii="Symbol" w:hAnsi="Symbol" w:cs="Symbol" w:hint="default"/>
+      </w:rPr>
+    </w:lvl>
+  </w:abstractNum>
+  <w:abstractNum w:abstractNumId="10">
+    <w:lvl w:ilvl="0">
+      <w:start w:val="1"/>
+      <w:numFmt w:val="bullet"/>
+      <w:lvlText w:val=""/>
+      <w:lvlJc w:val="start"/>
+      <w:pPr>
+        <w:tabs>
+          <w:tab w:val="num" w:pos="709"/>
+        </w:tabs>
+        <w:ind w:start="709" w:hanging="283"/>
+      </w:pPr>
+      <w:rPr>
+        <w:rFonts w:ascii="Symbol" w:hAnsi="Symbol" w:cs="Symbol" w:hint="default"/>
+      </w:rPr>
+    </w:lvl>
+    <w:lvl w:ilvl="1">
+      <w:start w:val="1"/>
+      <w:numFmt w:val="bullet"/>
+      <w:lvlText w:val=""/>
+      <w:lvlJc w:val="start"/>
+      <w:pPr>
+        <w:tabs>
+          <w:tab w:val="num" w:pos="1418"/>
+        </w:tabs>
+        <w:ind w:start="1418" w:hanging="283"/>
+      </w:pPr>
+      <w:rPr>
+        <w:rFonts w:ascii="Symbol" w:hAnsi="Symbol" w:cs="Symbol" w:hint="default"/>
+      </w:rPr>
+    </w:lvl>
+    <w:lvl w:ilvl="2">
+      <w:start w:val="1"/>
+      <w:numFmt w:val="bullet"/>
+      <w:lvlText w:val=""/>
+      <w:lvlJc w:val="start"/>
+      <w:pPr>
+        <w:tabs>
+          <w:tab w:val="num" w:pos="2127"/>
+        </w:tabs>
+        <w:ind w:start="2127" w:hanging="283"/>
+      </w:pPr>
+      <w:rPr>
+        <w:rFonts w:ascii="Symbol" w:hAnsi="Symbol" w:cs="Symbol" w:hint="default"/>
+      </w:rPr>
+    </w:lvl>
+    <w:lvl w:ilvl="3">
+      <w:start w:val="1"/>
+      <w:numFmt w:val="bullet"/>
+      <w:lvlText w:val=""/>
+      <w:lvlJc w:val="start"/>
+      <w:pPr>
+        <w:tabs>
+          <w:tab w:val="num" w:pos="2836"/>
+        </w:tabs>
+        <w:ind w:start="2836" w:hanging="283"/>
+      </w:pPr>
+      <w:rPr>
+        <w:rFonts w:ascii="Symbol" w:hAnsi="Symbol" w:cs="Symbol" w:hint="default"/>
+      </w:rPr>
+    </w:lvl>
+    <w:lvl w:ilvl="4">
+      <w:start w:val="1"/>
+      <w:numFmt w:val="bullet"/>
+      <w:lvlText w:val=""/>
+      <w:lvlJc w:val="start"/>
+      <w:pPr>
+        <w:tabs>
+          <w:tab w:val="num" w:pos="3545"/>
+        </w:tabs>
+        <w:ind w:start="3545" w:hanging="283"/>
+      </w:pPr>
+      <w:rPr>
+        <w:rFonts w:ascii="Symbol" w:hAnsi="Symbol" w:cs="Symbol" w:hint="default"/>
+      </w:rPr>
+    </w:lvl>
+    <w:lvl w:ilvl="5">
+      <w:start w:val="1"/>
+      <w:numFmt w:val="bullet"/>
+      <w:lvlText w:val=""/>
+      <w:lvlJc w:val="start"/>
+      <w:pPr>
+        <w:tabs>
+          <w:tab w:val="num" w:pos="4254"/>
+        </w:tabs>
+        <w:ind w:start="4254" w:hanging="283"/>
+      </w:pPr>
+      <w:rPr>
+        <w:rFonts w:ascii="Symbol" w:hAnsi="Symbol" w:cs="Symbol" w:hint="default"/>
+      </w:rPr>
+    </w:lvl>
+    <w:lvl w:ilvl="6">
+      <w:start w:val="1"/>
+      <w:numFmt w:val="bullet"/>
+      <w:lvlText w:val=""/>
+      <w:lvlJc w:val="start"/>
+      <w:pPr>
+        <w:tabs>
+          <w:tab w:val="num" w:pos="4963"/>
+        </w:tabs>
+        <w:ind w:start="4963" w:hanging="283"/>
+      </w:pPr>
+      <w:rPr>
+        <w:rFonts w:ascii="Symbol" w:hAnsi="Symbol" w:cs="Symbol" w:hint="default"/>
+      </w:rPr>
+    </w:lvl>
+    <w:lvl w:ilvl="7">
+      <w:start w:val="1"/>
+      <w:numFmt w:val="bullet"/>
+      <w:lvlText w:val=""/>
+      <w:lvlJc w:val="start"/>
+      <w:pPr>
+        <w:tabs>
+          <w:tab w:val="num" w:pos="5672"/>
+        </w:tabs>
+        <w:ind w:start="5672" w:hanging="283"/>
+      </w:pPr>
+      <w:rPr>
+        <w:rFonts w:ascii="Symbol" w:hAnsi="Symbol" w:cs="Symbol" w:hint="default"/>
+      </w:rPr>
+    </w:lvl>
+    <w:lvl w:ilvl="8">
+      <w:start w:val="1"/>
+      <w:numFmt w:val="bullet"/>
+      <w:lvlText w:val=""/>
+      <w:lvlJc w:val="start"/>
+      <w:pPr>
+        <w:tabs>
+          <w:tab w:val="num" w:pos="6381"/>
+        </w:tabs>
+        <w:ind w:start="6381" w:hanging="283"/>
+      </w:pPr>
+      <w:rPr>
+        <w:rFonts w:ascii="Symbol" w:hAnsi="Symbol" w:cs="Symbol" w:hint="default"/>
+      </w:rPr>
+    </w:lvl>
+  </w:abstractNum>
+  <w:abstractNum w:abstractNumId="11">
+    <w:lvl w:ilvl="0">
+      <w:start w:val="1"/>
+      <w:pStyle w:val="Heading1"/>
+      <w:numFmt w:val="none"/>
+      <w:suff w:val="nothing"/>
+      <w:lvlText w:val=""/>
+      <w:lvlJc w:val="start"/>
+      <w:pPr>
+        <w:tabs>
+          <w:tab w:val="num" w:pos="0"/>
+        </w:tabs>
+        <w:ind w:start="0" w:hanging="0"/>
+      </w:pPr>
+    </w:lvl>
+    <w:lvl w:ilvl="1">
+      <w:start w:val="1"/>
+      <w:pStyle w:val="Heading2"/>
+      <w:numFmt w:val="none"/>
+      <w:suff w:val="nothing"/>
+      <w:lvlText w:val=""/>
+      <w:lvlJc w:val="start"/>
+      <w:pPr>
+        <w:tabs>
+          <w:tab w:val="num" w:pos="0"/>
+        </w:tabs>
+        <w:ind w:start="0" w:hanging="0"/>
+      </w:pPr>
+    </w:lvl>
+    <w:lvl w:ilvl="2">
+      <w:start w:val="1"/>
+      <w:pStyle w:val="Heading3"/>
+      <w:numFmt w:val="none"/>
+      <w:suff w:val="nothing"/>
+      <w:lvlText w:val=""/>
+      <w:lvlJc w:val="start"/>
+      <w:pPr>
+        <w:tabs>
+          <w:tab w:val="num" w:pos="0"/>
+        </w:tabs>
+        <w:ind w:start="0" w:hanging="0"/>
+      </w:pPr>
+    </w:lvl>
+    <w:lvl w:ilvl="3">
+      <w:start w:val="1"/>
+      <w:pStyle w:val="Heading4"/>
+      <w:numFmt w:val="none"/>
+      <w:suff w:val="nothing"/>
+      <w:lvlText w:val=""/>
+      <w:lvlJc w:val="start"/>
+      <w:pPr>
+        <w:tabs>
+          <w:tab w:val="num" w:pos="0"/>
+        </w:tabs>
+        <w:ind w:start="0" w:hanging="0"/>
+      </w:pPr>
+    </w:lvl>
+    <w:lvl w:ilvl="4">
+      <w:start w:val="1"/>
+      <w:numFmt w:val="none"/>
+      <w:suff w:val="nothing"/>
+      <w:lvlText w:val=""/>
+      <w:lvlJc w:val="start"/>
+      <w:pPr>
+        <w:tabs>
+          <w:tab w:val="num" w:pos="0"/>
+        </w:tabs>
+        <w:ind w:start="0" w:hanging="0"/>
+      </w:pPr>
+    </w:lvl>
+    <w:lvl w:ilvl="5">
+      <w:start w:val="1"/>
+      <w:numFmt w:val="none"/>
+      <w:suff w:val="nothing"/>
+      <w:lvlText w:val=""/>
+      <w:lvlJc w:val="start"/>
+      <w:pPr>
+        <w:tabs>
+          <w:tab w:val="num" w:pos="0"/>
+        </w:tabs>
+        <w:ind w:start="0" w:hanging="0"/>
+      </w:pPr>
+    </w:lvl>
+    <w:lvl w:ilvl="6">
+      <w:start w:val="1"/>
+      <w:numFmt w:val="none"/>
+      <w:suff w:val="nothing"/>
+      <w:lvlText w:val=""/>
+      <w:lvlJc w:val="start"/>
+      <w:pPr>
+        <w:tabs>
+          <w:tab w:val="num" w:pos="0"/>
+        </w:tabs>
+        <w:ind w:start="0" w:hanging="0"/>
+      </w:pPr>
+    </w:lvl>
+    <w:lvl w:ilvl="7">
+      <w:start w:val="1"/>
+      <w:numFmt w:val="none"/>
+      <w:suff w:val="nothing"/>
+      <w:lvlText w:val=""/>
+      <w:lvlJc w:val="start"/>
+      <w:pPr>
+        <w:tabs>
+          <w:tab w:val="num" w:pos="0"/>
+        </w:tabs>
+        <w:ind w:start="0" w:hanging="0"/>
+      </w:pPr>
+    </w:lvl>
+    <w:lvl w:ilvl="8">
+      <w:start w:val="1"/>
+      <w:numFmt w:val="none"/>
+      <w:suff w:val="nothing"/>
+      <w:lvlText w:val=""/>
+      <w:lvlJc w:val="start"/>
+      <w:pPr>
+        <w:tabs>
+          <w:tab w:val="num" w:pos="0"/>
+        </w:tabs>
+        <w:ind w:start="0" w:hanging="0"/>
+      </w:pPr>
+    </w:lvl>
+  </w:abstractNum>
+  <w:num w:numId="1">
+    <w:abstractNumId w:val="1"/>
+  </w:num>
+  <w:num w:numId="2">
+    <w:abstractNumId w:val="2"/>
+  </w:num>
+  <w:num w:numId="3">
+    <w:abstractNumId w:val="3"/>
+  </w:num>
+  <w:num w:numId="4">
+    <w:abstractNumId w:val="4"/>
+  </w:num>
+  <w:num w:numId="5">
+    <w:abstractNumId w:val="5"/>
+  </w:num>
+  <w:num w:numId="6">
+    <w:abstractNumId w:val="6"/>
+  </w:num>
+  <w:num w:numId="7">
+    <w:abstractNumId w:val="7"/>
+  </w:num>
+  <w:num w:numId="8">
+    <w:abstractNumId w:val="8"/>
+  </w:num>
+  <w:num w:numId="9">
+    <w:abstractNumId w:val="9"/>
+  </w:num>
+  <w:num w:numId="10">
+    <w:abstractNumId w:val="10"/>
+  </w:num>
+  <w:num w:numId="11">
+    <w:abstractNumId w:val="11"/>
+  </w:num>
+</w:numbering>
 </file>
 
 <file path=word/styles.xml><?xml version="1.0" encoding="utf-8"?>
@@ -411,6 +4846,104 @@
       <w:sz w:val="24"/>
       <w:szCs w:val="24"/>
       <w:lang w:val="en-US" w:eastAsia="zh-CN" w:bidi="hi-IN"/>
+    </w:rPr>
+  </w:style>
+  <w:style w:type="paragraph" w:styleId="Heading1">
+    <w:name w:val="heading 1"/>
+    <w:basedOn w:val="Heading"/>
+    <w:next w:val="BodyText"/>
+    <w:qFormat/>
+    <w:pPr>
+      <w:spacing w:before="240" w:after="120"/>
+      <w:outlineLvl w:val="0"/>
+    </w:pPr>
+    <w:rPr>
+      <w:rFonts w:ascii="Liberation Serif" w:hAnsi="Liberation Serif" w:eastAsia="DejaVu Sans" w:cs="DejaVu Sans"/>
+      <w:b/>
+      <w:bCs/>
+      <w:sz w:val="48"/>
+      <w:szCs w:val="48"/>
+    </w:rPr>
+  </w:style>
+  <w:style w:type="paragraph" w:styleId="Heading2">
+    <w:name w:val="heading 2"/>
+    <w:basedOn w:val="Heading"/>
+    <w:next w:val="BodyText"/>
+    <w:qFormat/>
+    <w:pPr>
+      <w:spacing w:before="200" w:after="120"/>
+      <w:outlineLvl w:val="1"/>
+    </w:pPr>
+    <w:rPr>
+      <w:rFonts w:ascii="Liberation Serif" w:hAnsi="Liberation Serif" w:eastAsia="DejaVu Sans" w:cs="DejaVu Sans"/>
+      <w:b/>
+      <w:bCs/>
+      <w:sz w:val="36"/>
+      <w:szCs w:val="36"/>
+    </w:rPr>
+  </w:style>
+  <w:style w:type="paragraph" w:styleId="Heading3">
+    <w:name w:val="heading 3"/>
+    <w:basedOn w:val="Heading"/>
+    <w:next w:val="BodyText"/>
+    <w:qFormat/>
+    <w:pPr>
+      <w:spacing w:before="140" w:after="120"/>
+      <w:outlineLvl w:val="2"/>
+    </w:pPr>
+    <w:rPr>
+      <w:rFonts w:ascii="Liberation Serif" w:hAnsi="Liberation Serif" w:eastAsia="DejaVu Sans" w:cs="DejaVu Sans"/>
+      <w:b/>
+      <w:bCs/>
+      <w:sz w:val="28"/>
+      <w:szCs w:val="28"/>
+    </w:rPr>
+  </w:style>
+  <w:style w:type="paragraph" w:styleId="Heading4">
+    <w:name w:val="heading 4"/>
+    <w:basedOn w:val="Heading"/>
+    <w:next w:val="BodyText"/>
+    <w:qFormat/>
+    <w:pPr>
+      <w:spacing w:before="120" w:after="120"/>
+      <w:outlineLvl w:val="3"/>
+    </w:pPr>
+    <w:rPr>
+      <w:rFonts w:ascii="Liberation Serif" w:hAnsi="Liberation Serif" w:eastAsia="DejaVu Sans" w:cs="DejaVu Sans"/>
+      <w:b/>
+      <w:bCs/>
+      <w:sz w:val="24"/>
+      <w:szCs w:val="24"/>
+    </w:rPr>
+  </w:style>
+  <w:style w:type="character" w:styleId="Strong">
+    <w:name w:val="Strong"/>
+    <w:qFormat/>
+    <w:rPr>
+      <w:b/>
+      <w:bCs/>
+    </w:rPr>
+  </w:style>
+  <w:style w:type="character" w:styleId="Bullets">
+    <w:name w:val="Bullets"/>
+    <w:qFormat/>
+    <w:rPr>
+      <w:rFonts w:ascii="OpenSymbol" w:hAnsi="OpenSymbol" w:eastAsia="OpenSymbol" w:cs="OpenSymbol"/>
+    </w:rPr>
+  </w:style>
+  <w:style w:type="character" w:styleId="Emphasis">
+    <w:name w:val="Emphasis"/>
+    <w:qFormat/>
+    <w:rPr>
+      <w:i/>
+      <w:iCs/>
+    </w:rPr>
+  </w:style>
+  <w:style w:type="character" w:styleId="SourceText">
+    <w:name w:val="Source Text"/>
+    <w:qFormat/>
+    <w:rPr>
+      <w:rFonts w:ascii="Liberation Mono" w:hAnsi="Liberation Mono" w:eastAsia="Liberation Mono" w:cs="Liberation Mono"/>
     </w:rPr>
   </w:style>
   <w:style w:type="paragraph" w:styleId="Heading">
@@ -465,6 +4998,29 @@
       <w:suppressLineNumbers/>
     </w:pPr>
     <w:rPr/>
+  </w:style>
+  <w:style w:type="paragraph" w:styleId="TableContents">
+    <w:name w:val="Table Contents"/>
+    <w:basedOn w:val="Normal"/>
+    <w:qFormat/>
+    <w:pPr>
+      <w:widowControl w:val="false"/>
+      <w:suppressLineNumbers/>
+    </w:pPr>
+    <w:rPr/>
+  </w:style>
+  <w:style w:type="paragraph" w:styleId="TableHeading">
+    <w:name w:val="Table Heading"/>
+    <w:basedOn w:val="TableContents"/>
+    <w:qFormat/>
+    <w:pPr>
+      <w:suppressLineNumbers/>
+      <w:jc w:val="center"/>
+    </w:pPr>
+    <w:rPr>
+      <w:b/>
+      <w:bCs/>
+    </w:rPr>
   </w:style>
 </w:styles>
 </file>
